--- a/论文正式版.docx
+++ b/论文正式版.docx
@@ -5340,8 +5340,8 @@
         <w:pStyle w:val="1"/>
         <w:ind w:firstLineChars="0" w:firstLine="0"/>
       </w:pPr>
-      <w:bookmarkStart w:id="0" w:name="引言"/>
-      <w:bookmarkStart w:id="1" w:name="_Toc229754342"/>
+      <w:bookmarkStart w:id="0" w:name="_Toc229754342"/>
+      <w:bookmarkStart w:id="1" w:name="引言"/>
       <w:r>
         <w:lastRenderedPageBreak/>
         <w:t xml:space="preserve">1  </w:t>
@@ -5349,7 +5349,7 @@
       <w:r>
         <w:t>引言</w:t>
       </w:r>
-      <w:bookmarkEnd w:id="1"/>
+      <w:bookmarkEnd w:id="0"/>
     </w:p>
     <w:p>
       <w:pPr>
@@ -5467,8 +5467,8 @@
       <w:pPr>
         <w:pStyle w:val="2"/>
       </w:pPr>
-      <w:bookmarkStart w:id="4" w:name="研究意义"/>
-      <w:bookmarkStart w:id="5" w:name="_Toc229754344"/>
+      <w:bookmarkStart w:id="4" w:name="_Toc229754344"/>
+      <w:bookmarkStart w:id="5" w:name="研究意义"/>
       <w:bookmarkEnd w:id="3"/>
       <w:r>
         <w:t xml:space="preserve">1.2  </w:t>
@@ -5476,155 +5476,155 @@
       <w:r>
         <w:t>研究意义</w:t>
       </w:r>
+      <w:bookmarkEnd w:id="4"/>
+    </w:p>
+    <w:p>
+      <w:pPr>
+        <w:ind w:firstLine="480"/>
+      </w:pPr>
+      <w:r>
+        <w:rPr>
+          <w:rFonts w:hint="eastAsia"/>
+        </w:rPr>
+        <w:t>现有</w:t>
+      </w:r>
+      <w:r>
+        <w:t>LLM</w:t>
+      </w:r>
+      <w:r>
+        <w:rPr>
+          <w:rFonts w:hint="eastAsia"/>
+        </w:rPr>
+        <w:t>辅助编程教育的研究较多聚焦于高等教育、单一任务或工具效果评估；面向中小学生，且同时覆盖课程学习、在线编程、错误诊断、教师干预和过程记录的平台化研究仍相对不足</w:t>
+      </w:r>
+      <w:r>
+        <w:rPr>
+          <w:vertAlign w:val="superscript"/>
+        </w:rPr>
+        <w:t>[3,4]</w:t>
+      </w:r>
+      <w:r>
+        <w:rPr>
+          <w:rFonts w:hint="eastAsia"/>
+        </w:rPr>
+        <w:t>。本文从系统实现与教学适配两个角度展开，可为同类平台建设提供参考。</w:t>
+      </w:r>
+    </w:p>
+    <w:p>
+      <w:pPr>
+        <w:pStyle w:val="aa"/>
+        <w:ind w:firstLine="480"/>
+      </w:pPr>
+      <w:r>
+        <w:rPr>
+          <w:rFonts w:hint="eastAsia"/>
+          <w:sz w:val="24"/>
+        </w:rPr>
+        <w:t>本平台还将大模型能力嵌入日常学习流程，而不是把它作为孤立问答工具使用。</w:t>
+      </w:r>
+      <w:r>
+        <w:rPr>
+          <w:rFonts w:hint="eastAsia"/>
+          <w:sz w:val="24"/>
+        </w:rPr>
+        <w:t>Tang</w:t>
+      </w:r>
+      <w:r>
+        <w:rPr>
+          <w:sz w:val="24"/>
+        </w:rPr>
+        <w:t xml:space="preserve"> </w:t>
+      </w:r>
+      <w:r>
+        <w:rPr>
+          <w:rFonts w:hint="eastAsia"/>
+          <w:sz w:val="24"/>
+        </w:rPr>
+        <w:t>等研究指出，在教学设计合理的前提下，</w:t>
+      </w:r>
+      <w:r>
+        <w:rPr>
+          <w:rFonts w:hint="eastAsia"/>
+          <w:sz w:val="24"/>
+        </w:rPr>
+        <w:t>LLM</w:t>
+      </w:r>
+      <w:r>
+        <w:rPr>
+          <w:rFonts w:hint="eastAsia"/>
+          <w:sz w:val="24"/>
+        </w:rPr>
+        <w:t>支持能够提升学生编程表现、学习兴趣与编程自我效能感</w:t>
+      </w:r>
+      <w:r>
+        <w:rPr>
+          <w:vertAlign w:val="superscript"/>
+        </w:rPr>
+        <w:t>[</w:t>
+      </w:r>
+      <w:r>
+        <w:rPr>
+          <w:vertAlign w:val="superscript"/>
+        </w:rPr>
+        <w:fldChar w:fldCharType="begin"/>
+      </w:r>
+      <w:r>
+        <w:rPr>
+          <w:vertAlign w:val="superscript"/>
+        </w:rPr>
+        <w:instrText xml:space="preserve"> REF ref5 \h </w:instrText>
+      </w:r>
+      <w:r>
+        <w:rPr>
+          <w:vertAlign w:val="superscript"/>
+        </w:rPr>
+      </w:r>
+      <w:r>
+        <w:rPr>
+          <w:vertAlign w:val="superscript"/>
+        </w:rPr>
+        <w:fldChar w:fldCharType="separate"/>
+      </w:r>
+      <w:r>
+        <w:rPr>
+          <w:vertAlign w:val="superscript"/>
+        </w:rPr>
+        <w:t>5</w:t>
+      </w:r>
+      <w:r>
+        <w:rPr>
+          <w:vertAlign w:val="superscript"/>
+        </w:rPr>
+        <w:fldChar w:fldCharType="end"/>
+      </w:r>
+      <w:r>
+        <w:rPr>
+          <w:vertAlign w:val="superscript"/>
+        </w:rPr>
+        <w:t>]</w:t>
+      </w:r>
+      <w:r>
+        <w:rPr>
+          <w:rFonts w:hint="eastAsia"/>
+          <w:sz w:val="24"/>
+        </w:rPr>
+        <w:t>。本文进一步强调教师可控、过程可追踪和输出可约束，使大模型承担课堂中的辅助支架角色，而非替代教师的答案来源。</w:t>
+      </w:r>
+    </w:p>
+    <w:p>
+      <w:pPr>
+        <w:pStyle w:val="2"/>
+      </w:pPr>
+      <w:bookmarkStart w:id="6" w:name="_Toc229754345"/>
+      <w:bookmarkStart w:id="7" w:name="国内外研究现状"/>
       <w:bookmarkEnd w:id="5"/>
-    </w:p>
-    <w:p>
-      <w:pPr>
-        <w:ind w:firstLine="480"/>
-      </w:pPr>
-      <w:r>
-        <w:rPr>
-          <w:rFonts w:hint="eastAsia"/>
-        </w:rPr>
-        <w:t>现有</w:t>
-      </w:r>
-      <w:r>
-        <w:t>LLM</w:t>
-      </w:r>
-      <w:r>
-        <w:rPr>
-          <w:rFonts w:hint="eastAsia"/>
-        </w:rPr>
-        <w:t>辅助编程教育的研究较多聚焦于高等教育、单一任务或工具效果评估；面向中小学生，且同时覆盖课程学习、在线编程、错误诊断、教师干预和过程记录的平台化研究仍相对不足</w:t>
-      </w:r>
-      <w:r>
-        <w:rPr>
-          <w:vertAlign w:val="superscript"/>
-        </w:rPr>
-        <w:t>[3,4]</w:t>
-      </w:r>
-      <w:r>
-        <w:rPr>
-          <w:rFonts w:hint="eastAsia"/>
-        </w:rPr>
-        <w:t>。本文从系统实现与教学适配两个角度展开，可为同类平台建设提供参考。</w:t>
-      </w:r>
-    </w:p>
-    <w:p>
-      <w:pPr>
-        <w:pStyle w:val="aa"/>
-        <w:ind w:firstLine="480"/>
-      </w:pPr>
-      <w:r>
-        <w:rPr>
-          <w:rFonts w:hint="eastAsia"/>
-          <w:sz w:val="24"/>
-        </w:rPr>
-        <w:t>本平台还将大模型能力嵌入日常学习流程，而不是把它作为孤立问答工具使用。</w:t>
-      </w:r>
-      <w:r>
-        <w:rPr>
-          <w:rFonts w:hint="eastAsia"/>
-          <w:sz w:val="24"/>
-        </w:rPr>
-        <w:t>Tang</w:t>
-      </w:r>
-      <w:r>
-        <w:rPr>
-          <w:sz w:val="24"/>
-        </w:rPr>
-        <w:t xml:space="preserve"> </w:t>
-      </w:r>
-      <w:r>
-        <w:rPr>
-          <w:rFonts w:hint="eastAsia"/>
-          <w:sz w:val="24"/>
-        </w:rPr>
-        <w:t>等研究指出，在教学设计合理的前提下，</w:t>
-      </w:r>
-      <w:r>
-        <w:rPr>
-          <w:rFonts w:hint="eastAsia"/>
-          <w:sz w:val="24"/>
-        </w:rPr>
-        <w:t>LLM</w:t>
-      </w:r>
-      <w:r>
-        <w:rPr>
-          <w:rFonts w:hint="eastAsia"/>
-          <w:sz w:val="24"/>
-        </w:rPr>
-        <w:t>支持能够提升学生编程表现、学习兴趣与编程自我效能感</w:t>
-      </w:r>
-      <w:r>
-        <w:rPr>
-          <w:vertAlign w:val="superscript"/>
-        </w:rPr>
-        <w:t>[</w:t>
-      </w:r>
-      <w:r>
-        <w:rPr>
-          <w:vertAlign w:val="superscript"/>
-        </w:rPr>
-        <w:fldChar w:fldCharType="begin"/>
-      </w:r>
-      <w:r>
-        <w:rPr>
-          <w:vertAlign w:val="superscript"/>
-        </w:rPr>
-        <w:instrText xml:space="preserve"> REF ref5 \h </w:instrText>
-      </w:r>
-      <w:r>
-        <w:rPr>
-          <w:vertAlign w:val="superscript"/>
-        </w:rPr>
-      </w:r>
-      <w:r>
-        <w:rPr>
-          <w:vertAlign w:val="superscript"/>
-        </w:rPr>
-        <w:fldChar w:fldCharType="separate"/>
-      </w:r>
-      <w:r>
-        <w:rPr>
-          <w:vertAlign w:val="superscript"/>
-        </w:rPr>
-        <w:t>5</w:t>
-      </w:r>
-      <w:r>
-        <w:rPr>
-          <w:vertAlign w:val="superscript"/>
-        </w:rPr>
-        <w:fldChar w:fldCharType="end"/>
-      </w:r>
-      <w:r>
-        <w:rPr>
-          <w:vertAlign w:val="superscript"/>
-        </w:rPr>
-        <w:t>]</w:t>
-      </w:r>
-      <w:r>
-        <w:rPr>
-          <w:rFonts w:hint="eastAsia"/>
-          <w:sz w:val="24"/>
-        </w:rPr>
-        <w:t>。本文进一步强调教师可控、过程可追踪和输出可约束，使大模型承担课堂中的辅助支架角色，而非替代教师的答案来源。</w:t>
-      </w:r>
-    </w:p>
-    <w:p>
-      <w:pPr>
-        <w:pStyle w:val="2"/>
-      </w:pPr>
-      <w:bookmarkStart w:id="6" w:name="国内外研究现状"/>
-      <w:bookmarkStart w:id="7" w:name="_Toc229754345"/>
-      <w:bookmarkEnd w:id="4"/>
       <w:r>
         <w:t xml:space="preserve">1.3  </w:t>
       </w:r>
       <w:r>
         <w:t>国内外研究现状</w:t>
       </w:r>
-      <w:bookmarkEnd w:id="7"/>
+      <w:bookmarkEnd w:id="6"/>
     </w:p>
     <w:p>
       <w:pPr>
@@ -6347,70 +6347,70 @@
       <w:pPr>
         <w:pStyle w:val="2"/>
       </w:pPr>
-      <w:bookmarkStart w:id="8" w:name="研究内容与目标"/>
-      <w:bookmarkStart w:id="9" w:name="_Toc229754346"/>
-      <w:bookmarkEnd w:id="6"/>
+      <w:bookmarkStart w:id="8" w:name="_Toc229754346"/>
+      <w:bookmarkStart w:id="9" w:name="研究内容与目标"/>
+      <w:bookmarkEnd w:id="7"/>
       <w:r>
         <w:t xml:space="preserve">1.4  </w:t>
       </w:r>
       <w:r>
         <w:t>研究内容与目标</w:t>
       </w:r>
+      <w:bookmarkEnd w:id="8"/>
+    </w:p>
+    <w:p>
+      <w:pPr>
+        <w:ind w:firstLine="480"/>
+      </w:pPr>
+      <w:r>
+        <w:t>本文的研究目标是设计并实现一套面向中小学教学场景的智能编程学习平台，旨在通过大模型能力的深度集成，提升编程教育的个性化支持水平。围绕该目标，本文主要完成以下研究内容：一是设计并实现涵盖学生侧与教师侧功能的综合编程学习环境；二是研发课程管理、知识点索引、学习任务下发、资源共享及学习行为追踪等核心业务模块；三是深度集成大语言模型，实现代码解释、实时报错分析、复杂任务分解、抽象建模及算法设计引导等智能化辅学功能；四是构建在线代码执行沙箱环境，并建立相应的安全访问控制机制；五是对系统功能与运行效果进行测试分析。</w:t>
+      </w:r>
+    </w:p>
+    <w:p>
+      <w:pPr>
+        <w:pStyle w:val="2"/>
+      </w:pPr>
+      <w:bookmarkStart w:id="10" w:name="_Toc229754347"/>
+      <w:bookmarkStart w:id="11" w:name="论文结构安排"/>
       <w:bookmarkEnd w:id="9"/>
-    </w:p>
-    <w:p>
-      <w:pPr>
-        <w:ind w:firstLine="480"/>
-      </w:pPr>
-      <w:r>
-        <w:t>本文的研究目标是设计并实现一套面向中小学教学场景的智能编程学习平台，旨在通过大模型能力的深度集成，提升编程教育的个性化支持水平。围绕该目标，本文主要完成以下研究内容：一是设计并实现涵盖学生侧与教师侧功能的综合编程学习环境；二是研发课程管理、知识点索引、学习任务下发、资源共享及学习行为追踪等核心业务模块；三是深度集成大语言模型，实现代码解释、实时报错分析、复杂任务分解、抽象建模及算法设计引导等智能化辅学功能；四是构建在线代码执行沙箱环境，并建立相应的安全访问控制机制；五是对系统功能与运行效果进行测试分析。</w:t>
-      </w:r>
-    </w:p>
-    <w:p>
-      <w:pPr>
-        <w:pStyle w:val="2"/>
-      </w:pPr>
-      <w:bookmarkStart w:id="10" w:name="论文结构安排"/>
-      <w:bookmarkStart w:id="11" w:name="_Toc229754347"/>
-      <w:bookmarkEnd w:id="8"/>
       <w:r>
         <w:t xml:space="preserve">1.5  </w:t>
       </w:r>
       <w:r>
         <w:t>论文结构安排</w:t>
       </w:r>
+      <w:bookmarkEnd w:id="10"/>
+    </w:p>
+    <w:p>
+      <w:pPr>
+        <w:ind w:firstLine="480"/>
+      </w:pPr>
+      <w:r>
+        <w:rPr>
+          <w:rFonts w:hint="eastAsia"/>
+        </w:rPr>
+        <w:t>本文共分为七章。第一章为引言，</w:t>
+      </w:r>
+      <w:r>
+        <w:rPr>
+          <w:rFonts w:hint="eastAsia"/>
+        </w:rPr>
+        <w:t>介绍</w:t>
+      </w:r>
+      <w:r>
+        <w:rPr>
+          <w:rFonts w:hint="eastAsia"/>
+        </w:rPr>
+        <w:t>第一章为绪论，主要阐述研究背景、意义、国内外研究现状及论文结构。第二章为相关技术与系统概述，介绍系统建设目标、核心支持技术及国内外现状。第三章为系统需求分析，详细分析应用场景、角色需求及系统非功能性需求。第四章为系统设计，涵盖总体架构设计、功能模块划分及数据库详细设计。第五章为系统实现，重点介绍核心业务逻辑的开发过程。第六章为系统测试与调试，对平台关键业务流程进行验证。第七章为结论，总结全文研究工作并指出后续改进方向。</w:t>
+      </w:r>
+    </w:p>
+    <w:p>
+      <w:pPr>
+        <w:ind w:firstLine="480"/>
+      </w:pPr>
+      <w:bookmarkStart w:id="12" w:name="概述"/>
+      <w:bookmarkEnd w:id="1"/>
       <w:bookmarkEnd w:id="11"/>
-    </w:p>
-    <w:p>
-      <w:pPr>
-        <w:ind w:firstLine="480"/>
-      </w:pPr>
-      <w:r>
-        <w:rPr>
-          <w:rFonts w:hint="eastAsia"/>
-        </w:rPr>
-        <w:t>本文共分为七章。第一章为引言，</w:t>
-      </w:r>
-      <w:r>
-        <w:rPr>
-          <w:rFonts w:hint="eastAsia"/>
-        </w:rPr>
-        <w:t>介绍</w:t>
-      </w:r>
-      <w:r>
-        <w:rPr>
-          <w:rFonts w:hint="eastAsia"/>
-        </w:rPr>
-        <w:t>第一章为绪论，主要阐述研究背景、意义、国内外研究现状及论文结构。第二章为相关技术与系统概述，介绍系统建设目标、核心支持技术及国内外现状。第三章为系统需求分析，详细分析应用场景、角色需求及系统非功能性需求。第四章为系统设计，涵盖总体架构设计、功能模块划分及数据库详细设计。第五章为系统实现，重点介绍核心业务逻辑的开发过程。第六章为系统测试与调试，对平台关键业务流程进行验证。第七章为结论，总结全文研究工作并指出后续改进方向。</w:t>
-      </w:r>
-    </w:p>
-    <w:p>
-      <w:pPr>
-        <w:ind w:firstLine="480"/>
-      </w:pPr>
-      <w:bookmarkStart w:id="12" w:name="概述"/>
-      <w:bookmarkEnd w:id="0"/>
-      <w:bookmarkEnd w:id="10"/>
       <w:r>
         <w:br w:type="page"/>
       </w:r>
@@ -6434,54 +6434,54 @@
       <w:pPr>
         <w:pStyle w:val="2"/>
       </w:pPr>
-      <w:bookmarkStart w:id="14" w:name="系统建设目标概述"/>
-      <w:bookmarkStart w:id="15" w:name="_Toc229754349"/>
+      <w:bookmarkStart w:id="14" w:name="_Toc229754349"/>
+      <w:bookmarkStart w:id="15" w:name="系统建设目标概述"/>
       <w:r>
         <w:t xml:space="preserve">2.1  </w:t>
       </w:r>
       <w:r>
         <w:t>系统建设目标概述</w:t>
       </w:r>
+      <w:bookmarkEnd w:id="14"/>
+    </w:p>
+    <w:p>
+      <w:pPr>
+        <w:ind w:firstLine="480"/>
+      </w:pPr>
+      <w:r>
+        <w:rPr>
+          <w:rFonts w:hint="eastAsia"/>
+        </w:rPr>
+        <w:t>本文面向中小学生编程学习与教师教学管理两个场景展开。学生侧重课程学习、在线练习、报错理解和智能提示；教师侧重课程资源维护、学习过程观察、消息互动和必要干预。本设计未将大模型作为独立功能入口，而是将其嵌入代码解释、报错解析、问题分解、抽象建模和算法设计引导等学习环节中。</w:t>
+      </w:r>
+    </w:p>
+    <w:p>
+      <w:pPr>
+        <w:pStyle w:val="aa"/>
+        <w:ind w:firstLine="480"/>
+      </w:pPr>
+      <w:r>
+        <w:rPr>
+          <w:rFonts w:hint="eastAsia"/>
+          <w:sz w:val="24"/>
+        </w:rPr>
+        <w:t>从工程边界看，系统需要同时完成前端交互、后端接口、数据持久化、代码安全执行和模型服务调用。各部分既要保持独立维护能力，也要在学习流程中形成有效衔接。后续章节围绕这一目标，依次说明需求、设计、实现和测试过程。</w:t>
+      </w:r>
+    </w:p>
+    <w:p>
+      <w:pPr>
+        <w:pStyle w:val="2"/>
+      </w:pPr>
+      <w:bookmarkStart w:id="16" w:name="_Toc229754350"/>
+      <w:bookmarkStart w:id="17" w:name="大语言模型与智能辅学"/>
       <w:bookmarkEnd w:id="15"/>
-    </w:p>
-    <w:p>
-      <w:pPr>
-        <w:ind w:firstLine="480"/>
-      </w:pPr>
-      <w:r>
-        <w:rPr>
-          <w:rFonts w:hint="eastAsia"/>
-        </w:rPr>
-        <w:t>本文面向中小学生编程学习与教师教学管理两个场景展开。学生侧重课程学习、在线练习、报错理解和智能提示；教师侧重课程资源维护、学习过程观察、消息互动和必要干预。本设计未将大模型作为独立功能入口，而是将其嵌入代码解释、报错解析、问题分解、抽象建模和算法设计引导等学习环节中。</w:t>
-      </w:r>
-    </w:p>
-    <w:p>
-      <w:pPr>
-        <w:pStyle w:val="aa"/>
-        <w:ind w:firstLine="480"/>
-      </w:pPr>
-      <w:r>
-        <w:rPr>
-          <w:rFonts w:hint="eastAsia"/>
-          <w:sz w:val="24"/>
-        </w:rPr>
-        <w:t>从工程边界看，系统需要同时完成前端交互、后端接口、数据持久化、代码安全执行和模型服务调用。各部分既要保持独立维护能力，也要在学习流程中形成有效衔接。后续章节围绕这一目标，依次说明需求、设计、实现和测试过程。</w:t>
-      </w:r>
-    </w:p>
-    <w:p>
-      <w:pPr>
-        <w:pStyle w:val="2"/>
-      </w:pPr>
-      <w:bookmarkStart w:id="16" w:name="大语言模型与智能辅学"/>
-      <w:bookmarkStart w:id="17" w:name="_Toc229754350"/>
-      <w:bookmarkEnd w:id="14"/>
       <w:r>
         <w:t xml:space="preserve">2.2  </w:t>
       </w:r>
       <w:r>
         <w:t>大语言模型与智能辅学</w:t>
       </w:r>
-      <w:bookmarkEnd w:id="17"/>
+      <w:bookmarkEnd w:id="16"/>
     </w:p>
     <w:p>
       <w:pPr>
@@ -6711,216 +6711,216 @@
       <w:pPr>
         <w:pStyle w:val="2"/>
       </w:pPr>
-      <w:bookmarkStart w:id="18" w:name="前端开发技术"/>
-      <w:bookmarkStart w:id="19" w:name="_Toc229754351"/>
-      <w:bookmarkEnd w:id="16"/>
+      <w:bookmarkStart w:id="18" w:name="_Toc229754351"/>
+      <w:bookmarkStart w:id="19" w:name="前端开发技术"/>
+      <w:bookmarkEnd w:id="17"/>
       <w:r>
         <w:t xml:space="preserve">2.3  </w:t>
       </w:r>
       <w:r>
         <w:t>前端开发技术</w:t>
       </w:r>
+      <w:bookmarkEnd w:id="18"/>
+    </w:p>
+    <w:p>
+      <w:pPr>
+        <w:ind w:firstLine="480"/>
+      </w:pPr>
+      <w:r>
+        <w:t>前端部分以</w:t>
+      </w:r>
+      <w:proofErr w:type="spellStart"/>
+      <w:r>
+        <w:t>Nuxt</w:t>
+      </w:r>
+      <w:proofErr w:type="spellEnd"/>
+      <w:r>
+        <w:t xml:space="preserve"> 3</w:t>
+      </w:r>
+      <w:r>
+        <w:t>作为主框架，结合</w:t>
+      </w:r>
+      <w:r>
+        <w:t>Vue 3</w:t>
+      </w:r>
+      <w:r>
+        <w:t>组合式</w:t>
+      </w:r>
+      <w:r>
+        <w:t>API</w:t>
+      </w:r>
+      <w:r>
+        <w:t>组织页面逻辑，并通过</w:t>
+      </w:r>
+      <w:r>
+        <w:t>Tailwind CSS</w:t>
+      </w:r>
+      <w:r>
+        <w:t>与</w:t>
+      </w:r>
+      <w:proofErr w:type="spellStart"/>
+      <w:r>
+        <w:t>DaisyUI</w:t>
+      </w:r>
+      <w:proofErr w:type="spellEnd"/>
+      <w:r>
+        <w:t>完成界面样式构建；同时引入</w:t>
+      </w:r>
+      <w:r>
+        <w:t xml:space="preserve"> TypeScript </w:t>
+      </w:r>
+      <w:r>
+        <w:t>提升类型约束能力。该技术组合能够较好支撑交互型页面的开发需求，也便于将前端结构划分为页面层与组件层，从而提高代码组织的清晰度和后续维护效率。</w:t>
+      </w:r>
+    </w:p>
+    <w:p>
+      <w:pPr>
+        <w:pStyle w:val="2"/>
+      </w:pPr>
+      <w:bookmarkStart w:id="20" w:name="_Toc229754352"/>
+      <w:bookmarkStart w:id="21" w:name="后端开发技术"/>
       <w:bookmarkEnd w:id="19"/>
-    </w:p>
-    <w:p>
-      <w:pPr>
-        <w:ind w:firstLine="480"/>
-      </w:pPr>
-      <w:r>
-        <w:t>前端部分以</w:t>
+      <w:r>
+        <w:t xml:space="preserve">2.4  </w:t>
+      </w:r>
+      <w:r>
+        <w:t>后端开发技术</w:t>
+      </w:r>
+      <w:bookmarkEnd w:id="20"/>
+    </w:p>
+    <w:p>
+      <w:pPr>
+        <w:ind w:firstLine="480"/>
+      </w:pPr>
+      <w:r>
+        <w:rPr>
+          <w:rFonts w:hint="eastAsia"/>
+        </w:rPr>
+        <w:t>后端以</w:t>
       </w:r>
       <w:proofErr w:type="spellStart"/>
       <w:r>
-        <w:t>Nuxt</w:t>
+        <w:t>FastAPI</w:t>
       </w:r>
       <w:proofErr w:type="spellEnd"/>
       <w:r>
-        <w:t xml:space="preserve"> 3</w:t>
-      </w:r>
-      <w:r>
-        <w:t>作为主框架，结合</w:t>
-      </w:r>
-      <w:r>
-        <w:t>Vue 3</w:t>
-      </w:r>
-      <w:r>
-        <w:t>组合式</w:t>
-      </w:r>
-      <w:r>
-        <w:t>API</w:t>
-      </w:r>
-      <w:r>
-        <w:t>组织页面逻辑，并通过</w:t>
-      </w:r>
-      <w:r>
-        <w:t>Tailwind CSS</w:t>
-      </w:r>
-      <w:r>
-        <w:t>与</w:t>
+        <w:rPr>
+          <w:rFonts w:hint="eastAsia"/>
+        </w:rPr>
+        <w:t>作为核心</w:t>
+      </w:r>
+      <w:r>
+        <w:t xml:space="preserve"> Web </w:t>
+      </w:r>
+      <w:r>
+        <w:rPr>
+          <w:rFonts w:hint="eastAsia"/>
+        </w:rPr>
+        <w:t>框架，用于组织业务接口、请求校验和接口文档。数据库访问通过</w:t>
       </w:r>
       <w:proofErr w:type="spellStart"/>
       <w:r>
-        <w:t>DaisyUI</w:t>
+        <w:t>SQLAlchemy</w:t>
       </w:r>
       <w:proofErr w:type="spellEnd"/>
       <w:r>
-        <w:t>完成界面样式构建；同时引入</w:t>
-      </w:r>
-      <w:r>
-        <w:t xml:space="preserve"> TypeScript </w:t>
-      </w:r>
-      <w:r>
-        <w:t>提升类型约束能力。该技术组合能够较好支撑交互型页面的开发需求，也便于将前端结构划分为页面层与组件层，从而提高代码组织的清晰度和后续维护效率。</w:t>
+        <w:rPr>
+          <w:rFonts w:hint="eastAsia"/>
+        </w:rPr>
+        <w:t>实现</w:t>
+      </w:r>
+      <w:r>
+        <w:t xml:space="preserve"> ORM </w:t>
+      </w:r>
+      <w:r>
+        <w:rPr>
+          <w:rFonts w:hint="eastAsia"/>
+        </w:rPr>
+        <w:t>映射，业务认证采用</w:t>
+      </w:r>
+      <w:r>
+        <w:t xml:space="preserve"> JWT </w:t>
+      </w:r>
+      <w:r>
+        <w:rPr>
+          <w:rFonts w:hint="eastAsia"/>
+        </w:rPr>
+        <w:t>机制完成身份校验。</w:t>
+      </w:r>
+      <w:r>
+        <w:rPr>
+          <w:rFonts w:hint="eastAsia"/>
+        </w:rPr>
+        <w:t>Redis</w:t>
+      </w:r>
+      <w:r>
+        <w:t xml:space="preserve"> </w:t>
+      </w:r>
+      <w:r>
+        <w:rPr>
+          <w:rFonts w:hint="eastAsia"/>
+        </w:rPr>
+        <w:t>承担部分缓存处理，以降低高频场景下的响应压力。</w:t>
       </w:r>
     </w:p>
     <w:p>
       <w:pPr>
         <w:pStyle w:val="2"/>
       </w:pPr>
-      <w:bookmarkStart w:id="20" w:name="后端开发技术"/>
-      <w:bookmarkStart w:id="21" w:name="_Toc229754352"/>
-      <w:bookmarkEnd w:id="18"/>
-      <w:r>
-        <w:t xml:space="preserve">2.4  </w:t>
-      </w:r>
-      <w:r>
-        <w:t>后端开发技术</w:t>
-      </w:r>
+      <w:bookmarkStart w:id="22" w:name="_Toc229754353"/>
+      <w:bookmarkStart w:id="23" w:name="数据存储与资源管理技术"/>
       <w:bookmarkEnd w:id="21"/>
-    </w:p>
-    <w:p>
-      <w:pPr>
-        <w:ind w:firstLine="480"/>
-      </w:pPr>
-      <w:r>
-        <w:rPr>
-          <w:rFonts w:hint="eastAsia"/>
-        </w:rPr>
-        <w:t>后端以</w:t>
-      </w:r>
-      <w:proofErr w:type="spellStart"/>
-      <w:r>
-        <w:t>FastAPI</w:t>
-      </w:r>
-      <w:proofErr w:type="spellEnd"/>
-      <w:r>
-        <w:rPr>
-          <w:rFonts w:hint="eastAsia"/>
-        </w:rPr>
-        <w:t>作为核心</w:t>
-      </w:r>
-      <w:r>
-        <w:t xml:space="preserve"> Web </w:t>
-      </w:r>
-      <w:r>
-        <w:rPr>
-          <w:rFonts w:hint="eastAsia"/>
-        </w:rPr>
-        <w:t>框架，用于组织业务接口、请求校验和接口文档。数据库访问通过</w:t>
-      </w:r>
-      <w:proofErr w:type="spellStart"/>
-      <w:r>
-        <w:t>SQLAlchemy</w:t>
-      </w:r>
-      <w:proofErr w:type="spellEnd"/>
-      <w:r>
-        <w:rPr>
-          <w:rFonts w:hint="eastAsia"/>
-        </w:rPr>
-        <w:t>实现</w:t>
-      </w:r>
-      <w:r>
-        <w:t xml:space="preserve"> ORM </w:t>
-      </w:r>
-      <w:r>
-        <w:rPr>
-          <w:rFonts w:hint="eastAsia"/>
-        </w:rPr>
-        <w:t>映射，业务认证采用</w:t>
-      </w:r>
-      <w:r>
-        <w:t xml:space="preserve"> JWT </w:t>
-      </w:r>
-      <w:r>
-        <w:rPr>
-          <w:rFonts w:hint="eastAsia"/>
-        </w:rPr>
-        <w:t>机制完成身份校验。</w:t>
-      </w:r>
-      <w:r>
-        <w:rPr>
-          <w:rFonts w:hint="eastAsia"/>
-        </w:rPr>
-        <w:t>Redis</w:t>
-      </w:r>
-      <w:r>
-        <w:t xml:space="preserve"> </w:t>
-      </w:r>
-      <w:r>
-        <w:rPr>
-          <w:rFonts w:hint="eastAsia"/>
-        </w:rPr>
-        <w:t>承担部分缓存处理，以降低高频场景下的响应压力。</w:t>
+      <w:r>
+        <w:t xml:space="preserve">2.5  </w:t>
+      </w:r>
+      <w:r>
+        <w:t>数据存储与资源管理技术</w:t>
+      </w:r>
+      <w:bookmarkEnd w:id="22"/>
+    </w:p>
+    <w:p>
+      <w:pPr>
+        <w:ind w:firstLine="480"/>
+      </w:pPr>
+      <w:r>
+        <w:rPr>
+          <w:rFonts w:hint="eastAsia"/>
+        </w:rPr>
+        <w:t>数据层面，结构化数据主要存储在</w:t>
+      </w:r>
+      <w:r>
+        <w:t>SQL Server</w:t>
+      </w:r>
+      <w:r>
+        <w:rPr>
+          <w:rFonts w:hint="eastAsia"/>
+        </w:rPr>
+        <w:t>中，包括用户、课程、任务、知识点、资源、评论消息、点赞关系与学习记录等信息。教学视频等非结构化资源结合阿里云</w:t>
+      </w:r>
+      <w:r>
+        <w:t>OSS</w:t>
+      </w:r>
+      <w:r>
+        <w:rPr>
+          <w:rFonts w:hint="eastAsia"/>
+        </w:rPr>
+        <w:t>进行对象存储，避免把大文件直接放入业务数据库，也便于后续资源访问与管理。</w:t>
       </w:r>
     </w:p>
     <w:p>
       <w:pPr>
         <w:pStyle w:val="2"/>
       </w:pPr>
-      <w:bookmarkStart w:id="22" w:name="数据存储与资源管理技术"/>
-      <w:bookmarkStart w:id="23" w:name="_Toc229754353"/>
-      <w:bookmarkEnd w:id="20"/>
-      <w:r>
-        <w:t xml:space="preserve">2.5  </w:t>
-      </w:r>
-      <w:r>
-        <w:t>数据存储与资源管理技术</w:t>
-      </w:r>
+      <w:bookmarkStart w:id="24" w:name="_Toc229754354"/>
+      <w:bookmarkStart w:id="25" w:name="在线编程与安全执行技术"/>
       <w:bookmarkEnd w:id="23"/>
-    </w:p>
-    <w:p>
-      <w:pPr>
-        <w:ind w:firstLine="480"/>
-      </w:pPr>
-      <w:r>
-        <w:rPr>
-          <w:rFonts w:hint="eastAsia"/>
-        </w:rPr>
-        <w:t>数据层面，结构化数据主要存储在</w:t>
-      </w:r>
-      <w:r>
-        <w:t>SQL Server</w:t>
-      </w:r>
-      <w:r>
-        <w:rPr>
-          <w:rFonts w:hint="eastAsia"/>
-        </w:rPr>
-        <w:t>中，包括用户、课程、任务、知识点、资源、评论消息、点赞关系与学习记录等信息。教学视频等非结构化资源结合阿里云</w:t>
-      </w:r>
-      <w:r>
-        <w:t>OSS</w:t>
-      </w:r>
-      <w:r>
-        <w:rPr>
-          <w:rFonts w:hint="eastAsia"/>
-        </w:rPr>
-        <w:t>进行对象存储，避免把大文件直接放入业务数据库，也便于后续资源访问与管理。</w:t>
-      </w:r>
-    </w:p>
-    <w:p>
-      <w:pPr>
-        <w:pStyle w:val="2"/>
-      </w:pPr>
-      <w:bookmarkStart w:id="24" w:name="在线编程与安全执行技术"/>
-      <w:bookmarkStart w:id="25" w:name="_Toc229754354"/>
-      <w:bookmarkEnd w:id="22"/>
       <w:r>
         <w:t xml:space="preserve">2.6  </w:t>
       </w:r>
       <w:r>
         <w:t>在线编程与安全执行技术</w:t>
       </w:r>
-      <w:bookmarkEnd w:id="25"/>
+      <w:bookmarkEnd w:id="24"/>
     </w:p>
     <w:p>
       <w:pPr>
@@ -7374,9 +7374,9 @@
         <w:pStyle w:val="1"/>
         <w:ind w:firstLineChars="0" w:firstLine="0"/>
       </w:pPr>
-      <w:bookmarkStart w:id="27" w:name="系统需求分析"/>
-      <w:bookmarkStart w:id="28" w:name="_Toc229754355"/>
-      <w:bookmarkEnd w:id="24"/>
+      <w:bookmarkStart w:id="27" w:name="_Toc229754355"/>
+      <w:bookmarkStart w:id="28" w:name="系统需求分析"/>
+      <w:bookmarkEnd w:id="25"/>
       <w:r>
         <w:lastRenderedPageBreak/>
         <w:t xml:space="preserve">3  </w:t>
@@ -7384,83 +7384,83 @@
       <w:r>
         <w:t>系统需求分析</w:t>
       </w:r>
-      <w:bookmarkEnd w:id="28"/>
+      <w:bookmarkEnd w:id="27"/>
     </w:p>
     <w:p>
       <w:pPr>
         <w:pStyle w:val="2"/>
       </w:pPr>
-      <w:bookmarkStart w:id="29" w:name="应用场景分析"/>
-      <w:bookmarkStart w:id="30" w:name="_Toc229754356"/>
+      <w:bookmarkStart w:id="29" w:name="_Toc229754356"/>
+      <w:bookmarkStart w:id="30" w:name="应用场景分析"/>
       <w:r>
         <w:t xml:space="preserve">3.1  </w:t>
       </w:r>
       <w:r>
         <w:t>应用场景分析</w:t>
       </w:r>
+      <w:bookmarkEnd w:id="29"/>
+    </w:p>
+    <w:p>
+      <w:pPr>
+        <w:ind w:firstLine="480"/>
+      </w:pPr>
+      <w:r>
+        <w:t>本论文面向中小学生编程学习与教师教学管理两类核心场景展开，覆盖课内教学、课后练习、在线答疑、资源分享和学习跟踪等典型使用环节。上述场景既体现学生端的学习支持需求，也反映教师端对过程管理和教学反馈的需求，因此构成系统需求分析的基本出发点。</w:t>
+      </w:r>
+    </w:p>
+    <w:p>
+      <w:pPr>
+        <w:pStyle w:val="aa"/>
+        <w:ind w:firstLine="480"/>
+      </w:pPr>
+      <w:r>
+        <w:rPr>
+          <w:rFonts w:hint="eastAsia"/>
+          <w:sz w:val="24"/>
+        </w:rPr>
+        <w:t>在实际使用流程中，平台并非只作用于单一时点，而是覆盖“课前准备—课中讲解—课后巩固—过程评价”各环节。课前，教师整理课程资源、配置任务要求并关联知识点；课中，学生在统一环境中编写代码、调试并发起提问；课后，教师根据学习记录查看常见错误与完成进度，并据此调整后续教学安排。平台在此过程中并非单纯的代码运行器，而是连接教学流程的学习支撑工具。</w:t>
+      </w:r>
+    </w:p>
+    <w:p>
+      <w:pPr>
+        <w:pStyle w:val="aa"/>
+        <w:ind w:firstLine="480"/>
+      </w:pPr>
+      <w:r>
+        <w:rPr>
+          <w:rFonts w:hint="eastAsia"/>
+          <w:sz w:val="24"/>
+        </w:rPr>
+        <w:t>在学生侧，本平台尤其适用于编程入门阶段的高频卡点场景。例如，学生面对报错信息时往往能看到结果，却难以理解错误含义，也难以判断修改顺序；面对综合任务时，则常出现“知道题目要求，但不清楚从何入手”的情况。这两类问题是传统编程教学中容易引发挫败感的环节，也是引入智能辅学能力较有现实价值的场景。</w:t>
+      </w:r>
+    </w:p>
+    <w:p>
+      <w:pPr>
+        <w:pStyle w:val="aa"/>
+        <w:ind w:firstLine="480"/>
+      </w:pPr>
+      <w:r>
+        <w:rPr>
+          <w:rFonts w:hint="eastAsia"/>
+          <w:sz w:val="24"/>
+        </w:rPr>
+        <w:t>在教师侧，平台更强调过程管理而非结果收集。与仅关注最终提交结果的方式相比，教师更需要了解学生在哪个知识点上反复出错、在哪个阶段停留时间过长，以及哪些资源真正被学生使用。基于此，平台在设计时不仅关注作业提交与课程展示，也重视消息互动、行为记录和错误追踪等过程性数据。</w:t>
+      </w:r>
+    </w:p>
+    <w:p>
+      <w:pPr>
+        <w:pStyle w:val="2"/>
+      </w:pPr>
+      <w:bookmarkStart w:id="31" w:name="_Toc229754357"/>
+      <w:bookmarkStart w:id="32" w:name="用户角色分析"/>
       <w:bookmarkEnd w:id="30"/>
-    </w:p>
-    <w:p>
-      <w:pPr>
-        <w:ind w:firstLine="480"/>
-      </w:pPr>
-      <w:r>
-        <w:t>本论文面向中小学生编程学习与教师教学管理两类核心场景展开，覆盖课内教学、课后练习、在线答疑、资源分享和学习跟踪等典型使用环节。上述场景既体现学生端的学习支持需求，也反映教师端对过程管理和教学反馈的需求，因此构成系统需求分析的基本出发点。</w:t>
-      </w:r>
-    </w:p>
-    <w:p>
-      <w:pPr>
-        <w:pStyle w:val="aa"/>
-        <w:ind w:firstLine="480"/>
-      </w:pPr>
-      <w:r>
-        <w:rPr>
-          <w:rFonts w:hint="eastAsia"/>
-          <w:sz w:val="24"/>
-        </w:rPr>
-        <w:t>在实际使用流程中，平台并非只作用于单一时点，而是覆盖“课前准备—课中讲解—课后巩固—过程评价”各环节。课前，教师整理课程资源、配置任务要求并关联知识点；课中，学生在统一环境中编写代码、调试并发起提问；课后，教师根据学习记录查看常见错误与完成进度，并据此调整后续教学安排。平台在此过程中并非单纯的代码运行器，而是连接教学流程的学习支撑工具。</w:t>
-      </w:r>
-    </w:p>
-    <w:p>
-      <w:pPr>
-        <w:pStyle w:val="aa"/>
-        <w:ind w:firstLine="480"/>
-      </w:pPr>
-      <w:r>
-        <w:rPr>
-          <w:rFonts w:hint="eastAsia"/>
-          <w:sz w:val="24"/>
-        </w:rPr>
-        <w:t>在学生侧，本平台尤其适用于编程入门阶段的高频卡点场景。例如，学生面对报错信息时往往能看到结果，却难以理解错误含义，也难以判断修改顺序；面对综合任务时，则常出现“知道题目要求，但不清楚从何入手”的情况。这两类问题是传统编程教学中容易引发挫败感的环节，也是引入智能辅学能力较有现实价值的场景。</w:t>
-      </w:r>
-    </w:p>
-    <w:p>
-      <w:pPr>
-        <w:pStyle w:val="aa"/>
-        <w:ind w:firstLine="480"/>
-      </w:pPr>
-      <w:r>
-        <w:rPr>
-          <w:rFonts w:hint="eastAsia"/>
-          <w:sz w:val="24"/>
-        </w:rPr>
-        <w:t>在教师侧，平台更强调过程管理而非结果收集。与仅关注最终提交结果的方式相比，教师更需要了解学生在哪个知识点上反复出错、在哪个阶段停留时间过长，以及哪些资源真正被学生使用。基于此，平台在设计时不仅关注作业提交与课程展示，也重视消息互动、行为记录和错误追踪等过程性数据。</w:t>
-      </w:r>
-    </w:p>
-    <w:p>
-      <w:pPr>
-        <w:pStyle w:val="2"/>
-      </w:pPr>
-      <w:bookmarkStart w:id="31" w:name="用户角色分析"/>
-      <w:bookmarkStart w:id="32" w:name="_Toc229754357"/>
-      <w:bookmarkEnd w:id="29"/>
       <w:r>
         <w:t xml:space="preserve">3.2  </w:t>
       </w:r>
       <w:r>
         <w:t>用户角色分析</w:t>
       </w:r>
-      <w:bookmarkEnd w:id="32"/>
+      <w:bookmarkEnd w:id="31"/>
     </w:p>
     <w:p>
       <w:pPr>
@@ -7572,16 +7572,16 @@
       <w:pPr>
         <w:pStyle w:val="2"/>
       </w:pPr>
-      <w:bookmarkStart w:id="33" w:name="功能需求分析"/>
-      <w:bookmarkStart w:id="34" w:name="_Toc229754358"/>
-      <w:bookmarkEnd w:id="31"/>
+      <w:bookmarkStart w:id="33" w:name="_Toc229754358"/>
+      <w:bookmarkStart w:id="34" w:name="功能需求分析"/>
+      <w:bookmarkEnd w:id="32"/>
       <w:r>
         <w:t xml:space="preserve">3.3  </w:t>
       </w:r>
       <w:r>
         <w:t>功能需求分析</w:t>
       </w:r>
-      <w:bookmarkEnd w:id="34"/>
+      <w:bookmarkEnd w:id="33"/>
     </w:p>
     <w:p>
       <w:pPr>
@@ -7739,9 +7739,9 @@
       <w:pPr>
         <w:pStyle w:val="3"/>
       </w:pPr>
-      <w:bookmarkStart w:id="35" w:name="非功能需求分析"/>
-      <w:bookmarkStart w:id="36" w:name="_Toc229754359"/>
-      <w:bookmarkEnd w:id="33"/>
+      <w:bookmarkStart w:id="35" w:name="_Toc229754359"/>
+      <w:bookmarkStart w:id="36" w:name="非功能需求分析"/>
+      <w:bookmarkEnd w:id="34"/>
       <w:r>
         <w:rPr>
           <w:rStyle w:val="20"/>
@@ -7754,7 +7754,7 @@
         </w:rPr>
         <w:t>非功能需求分</w:t>
       </w:r>
-      <w:bookmarkEnd w:id="36"/>
+      <w:bookmarkEnd w:id="35"/>
       <w:r>
         <w:t>析</w:t>
       </w:r>
@@ -7814,16 +7814,16 @@
       <w:pPr>
         <w:pStyle w:val="2"/>
       </w:pPr>
-      <w:bookmarkStart w:id="37" w:name="可行性分析"/>
-      <w:bookmarkStart w:id="38" w:name="_Toc229754360"/>
-      <w:bookmarkEnd w:id="35"/>
+      <w:bookmarkStart w:id="37" w:name="_Toc229754360"/>
+      <w:bookmarkStart w:id="38" w:name="可行性分析"/>
+      <w:bookmarkEnd w:id="36"/>
       <w:r>
         <w:t xml:space="preserve">3.5  </w:t>
       </w:r>
       <w:r>
         <w:t>可行性分析</w:t>
       </w:r>
-      <w:bookmarkEnd w:id="38"/>
+      <w:bookmarkEnd w:id="37"/>
     </w:p>
     <w:p>
       <w:pPr>
@@ -7831,8 +7831,8 @@
       </w:pPr>
       <w:bookmarkStart w:id="39" w:name="系统总体设计"/>
       <w:bookmarkEnd w:id="12"/>
-      <w:bookmarkEnd w:id="27"/>
-      <w:bookmarkEnd w:id="37"/>
+      <w:bookmarkEnd w:id="28"/>
+      <w:bookmarkEnd w:id="38"/>
       <w:r>
         <w:rPr>
           <w:rFonts w:hint="eastAsia"/>
@@ -7973,58 +7973,143 @@
       <w:pPr>
         <w:pStyle w:val="2"/>
       </w:pPr>
-      <w:bookmarkStart w:id="41" w:name="系统设计目标"/>
-      <w:bookmarkStart w:id="42" w:name="_Toc229754362"/>
+      <w:bookmarkStart w:id="41" w:name="_Toc229754362"/>
+      <w:bookmarkStart w:id="42" w:name="系统设计目标"/>
       <w:r>
         <w:t xml:space="preserve">4.1  </w:t>
       </w:r>
       <w:r>
         <w:t>系统设计目标</w:t>
       </w:r>
+      <w:bookmarkEnd w:id="41"/>
+    </w:p>
+    <w:p>
+      <w:pPr>
+        <w:ind w:firstLine="480"/>
+      </w:pPr>
+      <w:r>
+        <w:t>系统总体设计以模块化、可扩展和安全可控为基本原则。系统不仅需要支撑课程学习、在线编程和师生互动等基础教学流程的连续运行，还需要在这些流程中嵌入大模型反馈机制；其目的并非简单增加智能问答入口，而是在学生遇到理解障碍、代码报错和任务拆解困难等场景中，提供及时且可控的学习支持。</w:t>
+      </w:r>
+    </w:p>
+    <w:p>
+      <w:pPr>
+        <w:pStyle w:val="2"/>
+      </w:pPr>
+      <w:bookmarkStart w:id="43" w:name="_Toc229754363"/>
+      <w:bookmarkStart w:id="44" w:name="系统总体架构设计"/>
       <w:bookmarkEnd w:id="42"/>
-    </w:p>
-    <w:p>
-      <w:pPr>
-        <w:ind w:firstLine="480"/>
-      </w:pPr>
-      <w:r>
-        <w:t>系统总体设计以模块化、可扩展和安全可控为基本原则。系统不仅需要支撑课程学习、在线编程和师生互动等基础教学流程的连续运行，还需要在这些流程中嵌入大模型反馈机制；其目的并非简单增加智能问答入口，而是在学生遇到理解障碍、代码报错和任务拆解困难等场景中，提供及时且可控的学习支持。</w:t>
-      </w:r>
-    </w:p>
-    <w:p>
-      <w:pPr>
-        <w:pStyle w:val="2"/>
-      </w:pPr>
-      <w:bookmarkStart w:id="43" w:name="系统总体架构设计"/>
-      <w:bookmarkStart w:id="44" w:name="_Toc229754363"/>
-      <w:bookmarkEnd w:id="41"/>
       <w:r>
         <w:t xml:space="preserve">4.2  </w:t>
       </w:r>
       <w:r>
         <w:t>系统总体架构设计</w:t>
       </w:r>
-      <w:bookmarkEnd w:id="44"/>
-    </w:p>
-    <w:p>
-      <w:pPr>
-        <w:ind w:firstLine="480"/>
+      <w:bookmarkEnd w:id="43"/>
+    </w:p>
+    <w:p>
+      <w:pPr>
+        <w:ind w:firstLine="480"/>
+      </w:pPr>
+      <w:bookmarkStart w:id="45" w:name="OLE_LINK4"/>
+      <w:r>
+        <w:rPr>
+          <w:rFonts w:hint="eastAsia"/>
+        </w:rPr>
+        <w:t>在系统设计阶段，首先需要解决的是整体架构如何组织的问题。由于本系统同时涉及用户交互、课程与任务管理、代码运行、学习记录以及大模型辅助等多类功能，若缺乏清晰的结构划分，不同功能之间就容易出现逻辑交叉、接口混杂和维护困难等问题。因此，在总体架构设计中，不仅要考虑各模块的功能实现，还要兼顾系统的可扩展性、可维护性以及后续功能迭代的便利性。基于这一考虑，系统在设计时采用分层组织的方式，将前端展示、后端业务处理以及智能能力调用分别纳入不同层次进行管理，从而为后续功能开发和模块协同奠定基础。</w:t>
+      </w:r>
+    </w:p>
+    <w:p>
+      <w:pPr>
+        <w:ind w:firstLine="480"/>
+      </w:pPr>
+      <w:r>
+        <w:rPr>
+          <w:rFonts w:hint="eastAsia"/>
+        </w:rPr>
+        <w:t>在完成总体功能梳理后，还需要进一步明确各类功能在系统中的组织方式及其相互关系。由于本系统既包含面向学生的交互操作，也包含面向教师的管理与反馈功能，同时还涉及代码运行、大模型调用和数据存储等能力，因此如果仅从页面功能出发进行设计，容易造成前后端职责交叉，进而影响系统后续维护与扩展。基于这一背景，本文在总体架构设计中进一步强调功能分层与职责划分：一方面将页面交互、状态维护和界面展示交由前端处理，另一方面将认证鉴权、业务调度、数据处理以及智能能力调用统一放置于后端组织，从而使系统在结构上保持清晰，在实现上保持可控。</w:t>
+      </w:r>
+    </w:p>
+    <w:p>
+      <w:pPr>
+        <w:ind w:firstLine="480"/>
+      </w:pPr>
+      <w:r>
+        <w:rPr>
+          <w:rFonts w:hint="eastAsia"/>
+        </w:rPr>
+        <w:t>如图</w:t>
+      </w:r>
+      <w:r>
+        <w:rPr>
+          <w:rFonts w:hint="eastAsia"/>
+        </w:rPr>
+        <w:t>4-1</w:t>
+      </w:r>
+      <w:r>
+        <w:rPr>
+          <w:rFonts w:hint="eastAsia"/>
+        </w:rPr>
+        <w:t>所示，</w:t>
+      </w:r>
+      <w:r>
+        <w:rPr>
+          <w:rFonts w:hint="eastAsia"/>
+        </w:rPr>
+        <w:t>前后端分离模式</w:t>
+      </w:r>
+      <w:r>
+        <w:rPr>
+          <w:rFonts w:hint="eastAsia"/>
+        </w:rPr>
+        <w:t>将页面展示、交互控制与业务处理进行明确解耦，使前端与后端能够围绕各自职责独立开发、独立调试与独立部署。其中，前端主要负责页面交互逻辑、组件状态维护以及</w:t>
+      </w:r>
+      <w:r>
+        <w:rPr>
+          <w:rFonts w:hint="eastAsia"/>
+        </w:rPr>
+        <w:t>UI</w:t>
+      </w:r>
+      <w:r>
+        <w:rPr>
+          <w:rFonts w:hint="eastAsia"/>
+        </w:rPr>
+        <w:t>展示，保障用户操作的响应效率、界面反馈的一致性与页面切换的流畅性；后端则承担核心业务处理、认证鉴权、代码沙箱执行、数据持久化以及大模型能力的调度与分发等任务，负责对系统运行过程中产生的请求进行统一组织与处理。与单体式结构相比，这种架构不仅有助于降低前后端之间的耦合程度，也使界面样式调整、接口能力扩展以及模型服务接入能够在相对独立的边界内推进，从而提高系统开发、测试和维护的灵活性。同时，</w:t>
+      </w:r>
+      <w:r>
+        <w:rPr>
+          <w:rFonts w:hint="eastAsia"/>
+        </w:rPr>
+        <w:t>该</w:t>
+      </w:r>
+      <w:r>
+        <w:rPr>
+          <w:rFonts w:hint="eastAsia"/>
+        </w:rPr>
+        <w:t>组织方式还便于后续根据业务需求对局部模块进行替换升级，而不必对整体系统结构作出大范围调整。对于教学类平台而言，这种架构也更有利于将前端交互体验、后端业务规则与智能服务调用分别优化，从而提升系统的整体可维护性与扩展性。</w:t>
+      </w:r>
+    </w:p>
+    <w:bookmarkEnd w:id="45"/>
+    <w:p>
+      <w:pPr>
+        <w:ind w:firstLineChars="0" w:firstLine="0"/>
+        <w:jc w:val="center"/>
       </w:pPr>
       <w:r>
         <w:rPr>
           <w:noProof/>
         </w:rPr>
+        <w:lastRenderedPageBreak/>
         <w:drawing>
           <wp:anchor distT="0" distB="0" distL="114300" distR="114300" simplePos="0" relativeHeight="251703296" behindDoc="0" locked="0" layoutInCell="1" allowOverlap="1" wp14:anchorId="69AAD93F" wp14:editId="5A5D2F4F">
             <wp:simplePos x="0" y="0"/>
             <wp:positionH relativeFrom="column">
-              <wp:posOffset>1026795</wp:posOffset>
+              <wp:posOffset>-325755</wp:posOffset>
             </wp:positionH>
             <wp:positionV relativeFrom="paragraph">
-              <wp:posOffset>1082910</wp:posOffset>
+              <wp:posOffset>222528</wp:posOffset>
             </wp:positionV>
-            <wp:extent cx="3239135" cy="4448810"/>
-            <wp:effectExtent l="0" t="0" r="0" b="0"/>
+            <wp:extent cx="6073775" cy="8341995"/>
+            <wp:effectExtent l="0" t="0" r="0" b="1905"/>
             <wp:wrapTopAndBottom/>
             <wp:docPr id="44" name="Picture"/>
             <wp:cNvGraphicFramePr/>
@@ -8052,7 +8137,7 @@
                   <pic:spPr bwMode="auto">
                     <a:xfrm>
                       <a:off x="0" y="0"/>
-                      <a:ext cx="3239135" cy="4448810"/>
+                      <a:ext cx="6073775" cy="8341995"/>
                     </a:xfrm>
                     <a:prstGeom prst="rect">
                       <a:avLst/>
@@ -8077,27 +8162,6 @@
         </w:drawing>
       </w:r>
       <w:r>
-        <w:t>如图</w:t>
-      </w:r>
-      <w:r>
-        <w:t>4-1</w:t>
-      </w:r>
-      <w:r>
-        <w:t>所示，系统总体架构采用前后端分离模式。前端主要负责页面交互逻辑及</w:t>
-      </w:r>
-      <w:r>
-        <w:t xml:space="preserve"> UI </w:t>
-      </w:r>
-      <w:r>
-        <w:t>展示；后端承担核心业务处理、认证鉴权、代码沙箱执行、数据持久化以及大模型能力的调度与分发。该架构有助于降低前后端耦合度，使界面迭代、业务接口扩展和模型服务接入能够在相对独立的边界内推进。</w:t>
-      </w:r>
-    </w:p>
-    <w:p>
-      <w:pPr>
-        <w:ind w:firstLineChars="0" w:firstLine="0"/>
-        <w:jc w:val="center"/>
-      </w:pPr>
-      <w:r>
         <w:t>图</w:t>
       </w:r>
       <w:r>
@@ -8109,35 +8173,30 @@
     </w:p>
     <w:p>
       <w:pPr>
-        <w:pStyle w:val="aa"/>
-        <w:ind w:firstLine="480"/>
-        <w:rPr>
-          <w:sz w:val="24"/>
-        </w:rPr>
-      </w:pPr>
-      <w:r>
-        <w:rPr>
-          <w:rFonts w:hint="eastAsia"/>
-          <w:sz w:val="24"/>
-        </w:rPr>
-        <w:t>在该架构中，前端通过统一接口调用后端服务。后端按业务域对请求进行分发，覆盖用户管理、课程管理、任务管理、消息互动、资源管理、行为记录与智能辅学等模块。智能辅学模块内部并不采用单一路径：涉及自然语言与代码解释的请求通过大模型接口处理；在线代码运行与错误返回则由安全代码执行器完成。</w:t>
-      </w:r>
-      <w:bookmarkStart w:id="45" w:name="系统功能模块设计"/>
-      <w:bookmarkEnd w:id="43"/>
+        <w:ind w:firstLine="480"/>
+      </w:pPr>
+      <w:bookmarkStart w:id="46" w:name="系统功能模块设计"/>
+      <w:bookmarkStart w:id="47" w:name="_Toc229754364"/>
+      <w:bookmarkEnd w:id="44"/>
+      <w:r>
+        <w:rPr>
+          <w:rFonts w:hint="eastAsia"/>
+        </w:rPr>
+        <w:lastRenderedPageBreak/>
+        <w:t>在该架构下，前端通过统一接口与后端进行通信，所有请求均按照标准化方式进入服务端，由后端依据业务类型进行分发与处理。具体而言，后端按业务域划分为用户管理、课程管理、任务管理、消息互动、资源管理、行为记录与智能辅学等模块，各模块在功能上相对独立，在数据流转上则保持协同关系，以保证平台运行的一致性与可扩展性。与此同时，智能辅学模块内部并未采用单一路径处理机制，而是根据请求内容分别调用不同能力：对于涉及自然语言理解、概念解释和学习引导的请求，系统通过大模型接口生成响应，并结合教学场景对输出内容进行约束；对于在线代码运行、语法检查和错误反馈等任务，则由安全代码执行器完成，以确保执行过程的可控性与反馈结果的准确性。通过这种“统一入口、分类处理、模块协同”的组织方式，系统能够在满足教学场景复杂需求的同时，保持整体架构的稳定性、扩展性与后续演进能力。</w:t>
+      </w:r>
     </w:p>
     <w:p>
       <w:pPr>
         <w:pStyle w:val="2"/>
       </w:pPr>
-      <w:bookmarkStart w:id="46" w:name="_Toc229754364"/>
-      <w:r>
-        <w:lastRenderedPageBreak/>
+      <w:r>
         <w:t xml:space="preserve">4.3  </w:t>
       </w:r>
       <w:r>
         <w:t>系统功能模块设计</w:t>
       </w:r>
-      <w:bookmarkEnd w:id="46"/>
+      <w:bookmarkEnd w:id="47"/>
     </w:p>
     <w:p>
       <w:pPr>
@@ -8231,10 +8290,11 @@
       <w:pPr>
         <w:pStyle w:val="2"/>
       </w:pPr>
-      <w:bookmarkStart w:id="47" w:name="前后端结构设计"/>
       <w:bookmarkStart w:id="48" w:name="_Toc229754365"/>
-      <w:bookmarkEnd w:id="45"/>
-      <w:r>
+      <w:bookmarkStart w:id="49" w:name="前后端结构设计"/>
+      <w:bookmarkEnd w:id="46"/>
+      <w:r>
+        <w:lastRenderedPageBreak/>
         <w:t xml:space="preserve">4.4  </w:t>
       </w:r>
       <w:r>
@@ -8246,7 +8306,7 @@
       <w:pPr>
         <w:pStyle w:val="3"/>
       </w:pPr>
-      <w:bookmarkStart w:id="49" w:name="前端结构设计"/>
+      <w:bookmarkStart w:id="50" w:name="前端结构设计"/>
       <w:r>
         <w:t xml:space="preserve">4.4.1  </w:t>
       </w:r>
@@ -8318,10 +8378,9 @@
       <w:pPr>
         <w:pStyle w:val="3"/>
       </w:pPr>
-      <w:bookmarkStart w:id="50" w:name="后端结构设计"/>
-      <w:bookmarkEnd w:id="49"/>
-      <w:r>
-        <w:lastRenderedPageBreak/>
+      <w:bookmarkStart w:id="51" w:name="后端结构设计"/>
+      <w:bookmarkEnd w:id="50"/>
+      <w:r>
         <w:t xml:space="preserve">4.4.2  </w:t>
       </w:r>
       <w:r>
@@ -8332,12 +8391,12 @@
       <w:pPr>
         <w:ind w:firstLine="480"/>
       </w:pPr>
-      <w:bookmarkStart w:id="51" w:name="系统详细设计"/>
-      <w:bookmarkStart w:id="52" w:name="附录-c-性能采样脚本"/>
+      <w:bookmarkStart w:id="52" w:name="系统详细设计"/>
+      <w:bookmarkStart w:id="53" w:name="附录-c-性能采样脚本"/>
       <w:bookmarkEnd w:id="26"/>
       <w:bookmarkEnd w:id="39"/>
-      <w:bookmarkEnd w:id="47"/>
-      <w:bookmarkEnd w:id="50"/>
+      <w:bookmarkEnd w:id="49"/>
+      <w:bookmarkEnd w:id="51"/>
       <w:r>
         <w:rPr>
           <w:rFonts w:hint="eastAsia"/>
@@ -8387,6 +8446,7 @@
         <w:rPr>
           <w:rFonts w:hint="eastAsia"/>
         </w:rPr>
+        <w:lastRenderedPageBreak/>
         <w:t>上述设计原则在具体路由分组中得到体现。后端接口按照业务场景进行分组，整体上可分为公开接口和认证平台接口两类。公开接口主要包括</w:t>
       </w:r>
       <w:r>
@@ -8619,7 +8679,7 @@
         <w:pStyle w:val="1"/>
         <w:ind w:firstLineChars="0" w:firstLine="0"/>
       </w:pPr>
-      <w:bookmarkStart w:id="53" w:name="_Toc229754366"/>
+      <w:bookmarkStart w:id="54" w:name="_Toc229754366"/>
       <w:r>
         <w:lastRenderedPageBreak/>
         <w:t xml:space="preserve">5  </w:t>
@@ -8627,26 +8687,26 @@
       <w:r>
         <w:t>系统详细设计</w:t>
       </w:r>
-      <w:bookmarkEnd w:id="53"/>
+      <w:bookmarkEnd w:id="54"/>
     </w:p>
     <w:p>
       <w:pPr>
         <w:pStyle w:val="2"/>
       </w:pPr>
-      <w:bookmarkStart w:id="54" w:name="_Toc229754367"/>
+      <w:bookmarkStart w:id="55" w:name="_Toc229754367"/>
       <w:r>
         <w:t xml:space="preserve">5.1  </w:t>
       </w:r>
       <w:r>
         <w:t>数据库设计</w:t>
       </w:r>
-      <w:bookmarkEnd w:id="54"/>
+      <w:bookmarkEnd w:id="55"/>
     </w:p>
     <w:p>
       <w:pPr>
         <w:pStyle w:val="3"/>
       </w:pPr>
-      <w:bookmarkStart w:id="55" w:name="数据库概念结构设计"/>
+      <w:bookmarkStart w:id="56" w:name="数据库概念结构设计"/>
       <w:r>
         <w:t xml:space="preserve">5.1.1  </w:t>
       </w:r>
@@ -8866,8 +8926,8 @@
       <w:pPr>
         <w:pStyle w:val="3"/>
       </w:pPr>
-      <w:bookmarkStart w:id="56" w:name="主要数据表设计"/>
-      <w:bookmarkEnd w:id="55"/>
+      <w:bookmarkStart w:id="57" w:name="主要数据表设计"/>
+      <w:bookmarkEnd w:id="56"/>
       <w:r>
         <w:t xml:space="preserve">5.1.2  </w:t>
       </w:r>
@@ -8975,8 +9035,8 @@
         </w:rPr>
         <w:t>主要数据表设计</w:t>
       </w:r>
-      <w:bookmarkStart w:id="57" w:name="智能辅学模块设计"/>
-      <w:bookmarkEnd w:id="56"/>
+      <w:bookmarkStart w:id="58" w:name="智能辅学模块设计"/>
+      <w:bookmarkEnd w:id="57"/>
     </w:p>
     <w:tbl>
       <w:tblPr>
@@ -9518,15 +9578,18 @@
     <w:p>
       <w:pPr>
         <w:pStyle w:val="2"/>
-      </w:pPr>
-      <w:bookmarkStart w:id="58" w:name="_Toc229754368"/>
+        <w:rPr>
+          <w:rFonts w:hint="eastAsia"/>
+        </w:rPr>
+      </w:pPr>
+      <w:bookmarkStart w:id="59" w:name="_Toc229754368"/>
       <w:r>
         <w:t xml:space="preserve">5.2  </w:t>
       </w:r>
       <w:r>
         <w:t>智能辅学模块设计</w:t>
       </w:r>
-      <w:bookmarkEnd w:id="58"/>
+      <w:bookmarkEnd w:id="59"/>
     </w:p>
     <w:p>
       <w:pPr>
@@ -9548,31 +9611,7 @@
         <w:rPr>
           <w:rFonts w:hint="eastAsia"/>
         </w:rPr>
-        <w:t>所示，智能辅学模块的处理流程涵盖</w:t>
-      </w:r>
-      <w:r>
-        <w:rPr>
-          <w:rFonts w:hint="eastAsia"/>
-        </w:rPr>
-        <w:t>"</w:t>
-      </w:r>
-      <w:r>
-        <w:rPr>
-          <w:rFonts w:hint="eastAsia"/>
-        </w:rPr>
-        <w:t>提问输入、场景识别、提示词构造、模型生成、结果解析与返回</w:t>
-      </w:r>
-      <w:r>
-        <w:rPr>
-          <w:rFonts w:hint="eastAsia"/>
-        </w:rPr>
-        <w:t>"</w:t>
-      </w:r>
-      <w:r>
-        <w:rPr>
-          <w:rFonts w:hint="eastAsia"/>
-        </w:rPr>
-        <w:t>等关键环节。学生在编程学习过程中遇到困难时，首先通过平台界面提交提问内容，系统随即对提问文本进行场景识别，判断其属于自由问答、代码理解、运行报错、任务拆解或算法思路等哪一类学习需求。识别结果决定后续提示词的构造策略：针对报错定位场景，系统将学生提交的代码与报错信息一同嵌入提示词，引导模型聚焦错误原因分析而非直接给出完整答案；针对任务分解场景，提示词则侧重于引导学生将复杂问题拆解为可逐步求解的子任务，避免一次性输出全部解题步骤。模型生成结果后，解析层进一步对输出内容进行结构化处理——提取关键解释段落、过滤冗余信息、检测是否包含完整答案等高风险内容，并将解析结果按可读格式返回前端。整个流程从输入到输出形成闭环，使模型能力与具体学习场景相匹配，同时为教师端保留审阅与干预入口，确保辅学过程始终在教学可控范围内运行。</w:t>
+        <w:t>所示，智能辅学模块的处理流程涵盖“提问输入、场景识别、提示词构造、模型生成、结果解析与返回”等关键环节。学生在编程学习过程中遇到困难时，首先通过平台界面提交提问内容，系统随即对提问文本进行场景识别，判断其属于自由问答、代码理解、运行报错、任务拆解或算法思路等哪一类学习需求。识别结果决定后续提示词的构造策略：针对报错定位场景，系统将学生提交的代码与报错信息一同嵌入提示词，引导模型聚焦错误原因分析而非直接给出完整答案；针对任务分解场景，提示词则侧重于引导学生将复杂问题拆解为可逐步求解的子任务，避免一次性输出全部解题步骤。与此同时，系统还会根据不同场景调整输出约束，例如在概念解释类任务中强调术语准确性，在思路引导类任务中强调步骤清晰性，在调试辅助类任务中强调定位顺序与修正方向，从而使模型响应更贴合教学目标。模型生成结果后，解析层进一步对输出内容进行结构化处理，提取关键解释段落、过滤冗余信息，并检测是否包含完整答案等高风险内容，再将处理结果按可读格式返回前端。整个流程从输入到输出形成闭环，使模型能力与具体学习场景相匹配，同时为教师端保留审阅与干预入口，确保辅学过程始终在教学可控范围内运行，并为后续学习行为分析提供数据基础。</w:t>
       </w:r>
     </w:p>
     <w:p>
@@ -9737,29 +9776,29 @@
         <w:t>在风险兜底层，系统保留日志记录、人工复核与规则拦截机制。若出现高风险输出、低置信度回答或涉及完整作业答案的请求，平台会优先采用弱化回答、返回思路框架或提示教师介入等处理方式。该层并非附加功能，而是教育场景接入</w:t>
       </w:r>
       <w:r>
+        <w:t>LLM</w:t>
+      </w:r>
+      <w:r>
+        <w:t>的必要条件；模型能力越强，其输出边界与课堂使用风险越需要通过制度化机制加以约束。</w:t>
+      </w:r>
+    </w:p>
+    <w:p>
+      <w:pPr>
+        <w:ind w:firstLine="480"/>
+      </w:pPr>
+      <w:r>
+        <w:rPr>
+          <w:rFonts w:hint="eastAsia"/>
+        </w:rPr>
+        <w:t>接口与数据层设计也体现了“可解释流程”和“教师在环”的系统思路。编程教育中的</w:t>
+      </w:r>
+      <w:r>
+        <w:rPr>
+          <w:rFonts w:hint="eastAsia"/>
+        </w:rPr>
         <w:t xml:space="preserve"> LLM </w:t>
       </w:r>
       <w:r>
-        <w:t>的必要条件；模型能力越强，其输出边界与课堂使用风险越需要通过制度化机制加以约束。</w:t>
-      </w:r>
-    </w:p>
-    <w:p>
-      <w:pPr>
-        <w:ind w:firstLine="480"/>
-      </w:pPr>
-      <w:r>
-        <w:rPr>
-          <w:rFonts w:hint="eastAsia"/>
-        </w:rPr>
-        <w:t>接口与数据层设计也体现了“可解释流程”和“教师在环”的系统思路。编程教育中的</w:t>
-      </w:r>
-      <w:r>
-        <w:rPr>
-          <w:rFonts w:hint="eastAsia"/>
-        </w:rPr>
-        <w:t xml:space="preserve"> LLM </w:t>
-      </w:r>
-      <w:r>
         <w:rPr>
           <w:rFonts w:hint="eastAsia"/>
         </w:rPr>
@@ -9869,9 +9908,9 @@
       <w:pPr>
         <w:pStyle w:val="2"/>
       </w:pPr>
-      <w:bookmarkStart w:id="59" w:name="系统部署设计"/>
       <w:bookmarkStart w:id="60" w:name="_Toc229754369"/>
-      <w:bookmarkEnd w:id="57"/>
+      <w:bookmarkStart w:id="61" w:name="系统部署设计"/>
+      <w:bookmarkEnd w:id="58"/>
       <w:r>
         <w:t xml:space="preserve">5.3  </w:t>
       </w:r>
@@ -9884,9 +9923,9 @@
       <w:pPr>
         <w:ind w:firstLine="480"/>
       </w:pPr>
-      <w:bookmarkStart w:id="61" w:name="软件实现"/>
-      <w:bookmarkEnd w:id="51"/>
-      <w:bookmarkEnd w:id="59"/>
+      <w:bookmarkStart w:id="62" w:name="软件实现"/>
+      <w:bookmarkEnd w:id="52"/>
+      <w:bookmarkEnd w:id="61"/>
       <w:r>
         <w:rPr>
           <w:rFonts w:hint="eastAsia"/>
@@ -10079,7 +10118,7 @@
         <w:pStyle w:val="1"/>
         <w:ind w:firstLineChars="0" w:firstLine="0"/>
       </w:pPr>
-      <w:bookmarkStart w:id="62" w:name="_Toc229754370"/>
+      <w:bookmarkStart w:id="63" w:name="_Toc229754370"/>
       <w:r>
         <w:lastRenderedPageBreak/>
         <w:t xml:space="preserve">6  </w:t>
@@ -10087,14 +10126,14 @@
       <w:r>
         <w:t>软件实现</w:t>
       </w:r>
-      <w:bookmarkEnd w:id="62"/>
+      <w:bookmarkEnd w:id="63"/>
     </w:p>
     <w:p>
       <w:pPr>
         <w:pStyle w:val="2"/>
       </w:pPr>
-      <w:bookmarkStart w:id="63" w:name="用户认证与权限控制实现"/>
       <w:bookmarkStart w:id="64" w:name="_Toc229754371"/>
+      <w:bookmarkStart w:id="65" w:name="用户认证与权限控制实现"/>
       <w:r>
         <w:t xml:space="preserve">6.1  </w:t>
       </w:r>
@@ -10166,9 +10205,9 @@
       <w:pPr>
         <w:pStyle w:val="2"/>
       </w:pPr>
-      <w:bookmarkStart w:id="65" w:name="课程与知识点管理功能实现"/>
       <w:bookmarkStart w:id="66" w:name="_Toc229754372"/>
-      <w:bookmarkEnd w:id="63"/>
+      <w:bookmarkStart w:id="67" w:name="课程与知识点管理功能实现"/>
+      <w:bookmarkEnd w:id="65"/>
       <w:r>
         <w:t xml:space="preserve">6.2  </w:t>
       </w:r>
@@ -10280,9 +10319,9 @@
       <w:pPr>
         <w:pStyle w:val="2"/>
       </w:pPr>
-      <w:bookmarkStart w:id="67" w:name="在线编程与代码运行功能实现"/>
       <w:bookmarkStart w:id="68" w:name="_Toc229754373"/>
-      <w:bookmarkEnd w:id="65"/>
+      <w:bookmarkStart w:id="69" w:name="在线编程与代码运行功能实现"/>
+      <w:bookmarkEnd w:id="67"/>
       <w:r>
         <w:lastRenderedPageBreak/>
         <w:t xml:space="preserve">6.3  </w:t>
@@ -10596,7 +10635,7 @@
           <w:rFonts w:hint="eastAsia"/>
           <w:sz w:val="24"/>
         </w:rPr>
-        <w:t xml:space="preserve">Worker </w:t>
+        <w:t>Worker</w:t>
       </w:r>
       <w:r>
         <w:rPr>
@@ -10626,7 +10665,7 @@
           <w:rFonts w:hint="eastAsia"/>
           <w:sz w:val="24"/>
         </w:rPr>
-        <w:t xml:space="preserve">Worker </w:t>
+        <w:t>Worker</w:t>
       </w:r>
       <w:r>
         <w:rPr>
@@ -10682,15 +10721,15 @@
       <w:pPr>
         <w:pStyle w:val="2"/>
       </w:pPr>
-      <w:bookmarkStart w:id="69" w:name="_Toc229754374"/>
-      <w:bookmarkEnd w:id="67"/>
+      <w:bookmarkStart w:id="70" w:name="_Toc229754374"/>
+      <w:bookmarkEnd w:id="69"/>
       <w:r>
         <w:t xml:space="preserve">6.4  </w:t>
       </w:r>
       <w:r>
         <w:t>大模型辅助教学功能实现</w:t>
       </w:r>
-      <w:bookmarkEnd w:id="69"/>
+      <w:bookmarkEnd w:id="70"/>
     </w:p>
     <w:p>
       <w:pPr>
@@ -10704,7 +10743,7 @@
       <w:pPr>
         <w:pStyle w:val="3"/>
       </w:pPr>
-      <w:bookmarkStart w:id="70" w:name="OLE_LINK3"/>
+      <w:bookmarkStart w:id="71" w:name="OLE_LINK3"/>
       <w:r>
         <w:t xml:space="preserve">6.4.1  </w:t>
       </w:r>
@@ -10712,7 +10751,7 @@
         <w:t>自由问答功能实现</w:t>
       </w:r>
     </w:p>
-    <w:bookmarkEnd w:id="70"/>
+    <w:bookmarkEnd w:id="71"/>
     <w:p>
       <w:pPr>
         <w:ind w:firstLine="480"/>
@@ -10902,7 +10941,7 @@
       <w:r>
         <w:t>所示，当学生输入的问题明显偏离编程学习主题时，系统会返回边界提示，而不是继续生成与课程目标无关的开放式回答。该界面对应后端提示词约束与内容筛选机制的实际效果：模型需要识别问题意图，并将回复限制在与编程学习、课程任务和错误分析相关的范围内。这一设计并非简单削弱模型能力，而是为了降低无关对话对课堂学习过程的干</w:t>
       </w:r>
-      <w:bookmarkStart w:id="71" w:name="大模型辅助教学功能实现"/>
+      <w:bookmarkStart w:id="72" w:name="大模型辅助教学功能实现"/>
       <w:r>
         <w:t>扰，使智能辅学模块始终服务于课程目标和学生当前任务。</w:t>
       </w:r>
@@ -11441,9 +11480,6 @@
     <w:p>
       <w:pPr>
         <w:ind w:firstLine="480"/>
-        <w:rPr>
-          <w:rFonts w:hint="eastAsia"/>
-        </w:rPr>
       </w:pPr>
       <w:r>
         <w:rPr>
@@ -11656,9 +11692,9 @@
       <w:pPr>
         <w:pStyle w:val="2"/>
       </w:pPr>
-      <w:bookmarkStart w:id="72" w:name="师生互动与消息功能实现"/>
       <w:bookmarkStart w:id="73" w:name="_Toc229754375"/>
-      <w:bookmarkEnd w:id="71"/>
+      <w:bookmarkStart w:id="74" w:name="师生互动与消息功能实现"/>
+      <w:bookmarkEnd w:id="72"/>
       <w:r>
         <w:t xml:space="preserve">6.5  </w:t>
       </w:r>
@@ -11671,8 +11707,8 @@
       <w:pPr>
         <w:ind w:firstLine="480"/>
       </w:pPr>
-      <w:bookmarkStart w:id="74" w:name="教学资源管理功能实现"/>
-      <w:bookmarkEnd w:id="72"/>
+      <w:bookmarkStart w:id="75" w:name="教学资源管理功能实现"/>
+      <w:bookmarkEnd w:id="74"/>
       <w:r>
         <w:rPr>
           <w:rFonts w:hint="eastAsia"/>
@@ -11810,16 +11846,16 @@
       <w:pPr>
         <w:pStyle w:val="2"/>
       </w:pPr>
-      <w:bookmarkStart w:id="75" w:name="_Toc229754376"/>
+      <w:bookmarkStart w:id="76" w:name="_Toc229754376"/>
       <w:r>
         <w:t xml:space="preserve">6.6  </w:t>
       </w:r>
       <w:r>
         <w:t>教学资源管理功能实现</w:t>
       </w:r>
-      <w:bookmarkStart w:id="76" w:name="学习行为记录与事件追踪功能实现"/>
-      <w:bookmarkEnd w:id="74"/>
+      <w:bookmarkStart w:id="77" w:name="学习行为记录与事件追踪功能实现"/>
       <w:bookmarkEnd w:id="75"/>
+      <w:bookmarkEnd w:id="76"/>
     </w:p>
     <w:p>
       <w:pPr>
@@ -11865,7 +11901,7 @@
           <w:szCs w:val="24"/>
         </w:rPr>
       </w:pPr>
-      <w:bookmarkStart w:id="77" w:name="_Toc229754377"/>
+      <w:bookmarkStart w:id="78" w:name="_Toc229754377"/>
       <w:r>
         <w:rPr>
           <w:noProof/>
@@ -11951,27 +11987,27 @@
         </w:rPr>
         <w:t>教师资源管理页面</w:t>
       </w:r>
+      <w:bookmarkEnd w:id="78"/>
+    </w:p>
+    <w:p>
+      <w:pPr>
+        <w:pStyle w:val="2"/>
+      </w:pPr>
+      <w:bookmarkStart w:id="79" w:name="_Toc229754378"/>
+      <w:r>
+        <w:t xml:space="preserve">6.7  </w:t>
+      </w:r>
+      <w:r>
+        <w:t>学习行为记录与事件追踪功能实现</w:t>
+      </w:r>
+      <w:bookmarkEnd w:id="79"/>
+    </w:p>
+    <w:p>
+      <w:pPr>
+        <w:ind w:firstLine="480"/>
+      </w:pPr>
+      <w:bookmarkStart w:id="80" w:name="系统界面展示"/>
       <w:bookmarkEnd w:id="77"/>
-    </w:p>
-    <w:p>
-      <w:pPr>
-        <w:pStyle w:val="2"/>
-      </w:pPr>
-      <w:bookmarkStart w:id="78" w:name="_Toc229754378"/>
-      <w:r>
-        <w:t xml:space="preserve">6.7  </w:t>
-      </w:r>
-      <w:r>
-        <w:t>学习行为记录与事件追踪功能实现</w:t>
-      </w:r>
-      <w:bookmarkEnd w:id="78"/>
-    </w:p>
-    <w:p>
-      <w:pPr>
-        <w:ind w:firstLine="480"/>
-      </w:pPr>
-      <w:bookmarkStart w:id="79" w:name="系统界面展示"/>
-      <w:bookmarkEnd w:id="76"/>
       <w:r>
         <w:rPr>
           <w:rFonts w:hint="eastAsia"/>
@@ -12124,7 +12160,7 @@
       <w:pPr>
         <w:pStyle w:val="2"/>
       </w:pPr>
-      <w:bookmarkStart w:id="80" w:name="_Toc229754379"/>
+      <w:bookmarkStart w:id="81" w:name="_Toc229754379"/>
       <w:r>
         <w:lastRenderedPageBreak/>
         <w:t xml:space="preserve">6.8  </w:t>
@@ -12132,13 +12168,13 @@
       <w:r>
         <w:t>系统界面展示</w:t>
       </w:r>
-      <w:bookmarkEnd w:id="80"/>
+      <w:bookmarkEnd w:id="81"/>
     </w:p>
     <w:p>
       <w:pPr>
         <w:pStyle w:val="3"/>
       </w:pPr>
-      <w:bookmarkStart w:id="81" w:name="登录界面"/>
+      <w:bookmarkStart w:id="82" w:name="登录界面"/>
       <w:r>
         <w:t xml:space="preserve">6.8.1  </w:t>
       </w:r>
@@ -12272,8 +12308,8 @@
       <w:pPr>
         <w:pStyle w:val="3"/>
       </w:pPr>
-      <w:bookmarkStart w:id="82" w:name="学生资源页仪表板"/>
-      <w:bookmarkEnd w:id="81"/>
+      <w:bookmarkStart w:id="83" w:name="学生资源页仪表板"/>
+      <w:bookmarkEnd w:id="82"/>
       <w:r>
         <w:t xml:space="preserve">6.8.2  </w:t>
       </w:r>
@@ -12424,8 +12460,8 @@
       <w:pPr>
         <w:pStyle w:val="3"/>
       </w:pPr>
-      <w:bookmarkStart w:id="83" w:name="教师资源页仪表板"/>
-      <w:bookmarkEnd w:id="82"/>
+      <w:bookmarkStart w:id="84" w:name="教师资源页仪表板"/>
+      <w:bookmarkEnd w:id="83"/>
       <w:r>
         <w:t xml:space="preserve">6.8.3  </w:t>
       </w:r>
@@ -12544,8 +12580,8 @@
       <w:pPr>
         <w:pStyle w:val="3"/>
       </w:pPr>
-      <w:bookmarkStart w:id="84" w:name="教师资源管理页面"/>
-      <w:bookmarkEnd w:id="83"/>
+      <w:bookmarkStart w:id="85" w:name="教师资源管理页面"/>
+      <w:bookmarkEnd w:id="84"/>
       <w:r>
         <w:lastRenderedPageBreak/>
         <w:t xml:space="preserve">6.8.4  </w:t>
@@ -12781,10 +12817,10 @@
       <w:pPr>
         <w:ind w:firstLine="480"/>
       </w:pPr>
-      <w:bookmarkStart w:id="85" w:name="系统测试与调试"/>
-      <w:bookmarkEnd w:id="61"/>
-      <w:bookmarkEnd w:id="79"/>
-      <w:bookmarkEnd w:id="84"/>
+      <w:bookmarkStart w:id="86" w:name="系统测试与调试"/>
+      <w:bookmarkEnd w:id="62"/>
+      <w:bookmarkEnd w:id="80"/>
+      <w:bookmarkEnd w:id="85"/>
       <w:r>
         <w:br w:type="page"/>
       </w:r>
@@ -12794,7 +12830,7 @@
         <w:pStyle w:val="1"/>
         <w:ind w:firstLineChars="0" w:firstLine="0"/>
       </w:pPr>
-      <w:bookmarkStart w:id="86" w:name="_Toc229754380"/>
+      <w:bookmarkStart w:id="87" w:name="_Toc229754380"/>
       <w:r>
         <w:lastRenderedPageBreak/>
         <w:t xml:space="preserve">7  </w:t>
@@ -12802,14 +12838,14 @@
       <w:r>
         <w:t>系统测试与调试</w:t>
       </w:r>
-      <w:bookmarkEnd w:id="86"/>
+      <w:bookmarkEnd w:id="87"/>
     </w:p>
     <w:p>
       <w:pPr>
         <w:pStyle w:val="2"/>
       </w:pPr>
-      <w:bookmarkStart w:id="87" w:name="测试环境"/>
       <w:bookmarkStart w:id="88" w:name="_Toc229754381"/>
+      <w:bookmarkStart w:id="89" w:name="测试环境"/>
       <w:r>
         <w:t xml:space="preserve">7.1  </w:t>
       </w:r>
@@ -13349,9 +13385,9 @@
       <w:pPr>
         <w:pStyle w:val="2"/>
       </w:pPr>
-      <w:bookmarkStart w:id="89" w:name="功能测试"/>
       <w:bookmarkStart w:id="90" w:name="_Toc229754382"/>
-      <w:bookmarkEnd w:id="87"/>
+      <w:bookmarkStart w:id="91" w:name="功能测试"/>
+      <w:bookmarkEnd w:id="89"/>
       <w:r>
         <w:t xml:space="preserve">7.2  </w:t>
       </w:r>
@@ -14851,9 +14887,9 @@
       <w:pPr>
         <w:pStyle w:val="2"/>
       </w:pPr>
-      <w:bookmarkStart w:id="91" w:name="前端构建与代码质量检查"/>
       <w:bookmarkStart w:id="92" w:name="_Toc229754383"/>
-      <w:bookmarkEnd w:id="89"/>
+      <w:bookmarkStart w:id="93" w:name="前端构建与代码质量检查"/>
+      <w:bookmarkEnd w:id="91"/>
       <w:r>
         <w:t xml:space="preserve">7.3  </w:t>
       </w:r>
@@ -14969,7 +15005,7 @@
         <w:rPr>
           <w:sz w:val="24"/>
         </w:rPr>
-        <w:t xml:space="preserve"> Nitro </w:t>
+        <w:t>Nitro</w:t>
       </w:r>
       <w:r>
         <w:rPr>
@@ -15037,7 +15073,7 @@
         <w:rPr>
           <w:sz w:val="24"/>
         </w:rPr>
-        <w:t xml:space="preserve"> output/playwright/ </w:t>
+        <w:t>output/playwright/</w:t>
       </w:r>
       <w:r>
         <w:rPr>
@@ -15064,9 +15100,10 @@
       <w:pPr>
         <w:pStyle w:val="2"/>
       </w:pPr>
-      <w:bookmarkStart w:id="93" w:name="性能测试"/>
       <w:bookmarkStart w:id="94" w:name="_Toc229754384"/>
-      <w:bookmarkEnd w:id="91"/>
+      <w:bookmarkStart w:id="95" w:name="性能测试"/>
+      <w:bookmarkStart w:id="96" w:name="OLE_LINK5"/>
+      <w:bookmarkEnd w:id="93"/>
       <w:r>
         <w:t xml:space="preserve">7.4  </w:t>
       </w:r>
@@ -15079,18 +15116,19 @@
       <w:pPr>
         <w:ind w:firstLine="480"/>
       </w:pPr>
-      <w:r>
-        <w:rPr>
-          <w:rFonts w:hint="eastAsia"/>
-        </w:rPr>
-        <w:t>性能测试覆盖接口响应时间、代码运行耗时、大模型调用时延以及多用户并发访问等维度。</w:t>
+      <w:bookmarkStart w:id="97" w:name="后端服务性能配置"/>
+      <w:bookmarkEnd w:id="96"/>
+      <w:r>
+        <w:rPr>
+          <w:rFonts w:hint="eastAsia"/>
+        </w:rPr>
+        <w:t>性能测试主要评估系统在接口响应、代码运行、大模型调用和并发访问等方面的表现。通过测试不同类型请求的运行耗时与并发稳定性，可验证系统在教学场景下的实际承载能力，并为后续优化提供依据。</w:t>
       </w:r>
     </w:p>
     <w:p>
       <w:pPr>
         <w:pStyle w:val="3"/>
       </w:pPr>
-      <w:bookmarkStart w:id="95" w:name="后端服务性能配置"/>
       <w:r>
         <w:t xml:space="preserve">7.4.1  </w:t>
       </w:r>
@@ -15187,15 +15225,7 @@
         <w:t>5</w:t>
       </w:r>
       <w:r>
-        <w:t>秒。上述配置主要用于提高并发请求处理能力，并兼顾服务进程的持续运行稳定性。</w:t>
-      </w:r>
-    </w:p>
-    <w:p>
-      <w:pPr>
-        <w:ind w:firstLine="480"/>
-      </w:pPr>
-      <w:r>
-        <w:t>在</w:t>
+        <w:t>秒。上述配置主要用于提高并发请求处理能力，并兼顾服务进程的持续运行稳定性。在</w:t>
       </w:r>
       <w:r>
         <w:t>8</w:t>
@@ -15214,8 +15244,8 @@
       <w:pPr>
         <w:pStyle w:val="3"/>
       </w:pPr>
-      <w:bookmarkStart w:id="96" w:name="接口响应性能"/>
-      <w:bookmarkEnd w:id="95"/>
+      <w:bookmarkStart w:id="98" w:name="接口响应性能"/>
+      <w:bookmarkEnd w:id="97"/>
       <w:r>
         <w:lastRenderedPageBreak/>
         <w:t xml:space="preserve">7.4.2  </w:t>
@@ -15359,8 +15389,8 @@
       <w:pPr>
         <w:pStyle w:val="3"/>
       </w:pPr>
-      <w:bookmarkStart w:id="97" w:name="代码执行性能"/>
-      <w:bookmarkEnd w:id="96"/>
+      <w:bookmarkStart w:id="99" w:name="代码执行性能"/>
+      <w:bookmarkEnd w:id="98"/>
       <w:r>
         <w:t xml:space="preserve">7.4.3  </w:t>
       </w:r>
@@ -15404,8 +15434,8 @@
       <w:pPr>
         <w:pStyle w:val="3"/>
       </w:pPr>
-      <w:bookmarkStart w:id="98" w:name="大模型调用性能"/>
-      <w:bookmarkEnd w:id="97"/>
+      <w:bookmarkStart w:id="100" w:name="大模型调用性能"/>
+      <w:bookmarkEnd w:id="99"/>
       <w:r>
         <w:t xml:space="preserve">7.4.4  </w:t>
       </w:r>
@@ -15480,8 +15510,8 @@
       <w:pPr>
         <w:ind w:firstLine="480"/>
       </w:pPr>
-      <w:bookmarkStart w:id="99" w:name="附录-d-测试截图与日志摘要"/>
-      <w:bookmarkEnd w:id="52"/>
+      <w:bookmarkStart w:id="101" w:name="附录-d-测试截图与日志摘要"/>
+      <w:bookmarkEnd w:id="53"/>
       <w:r>
         <w:rPr>
           <w:rFonts w:hint="eastAsia"/>
@@ -15777,34 +15807,35 @@
       <w:pPr>
         <w:pStyle w:val="2"/>
       </w:pPr>
-      <w:bookmarkStart w:id="100" w:name="安全测试"/>
-      <w:bookmarkStart w:id="101" w:name="_Toc229754385"/>
-      <w:bookmarkEnd w:id="93"/>
-      <w:bookmarkEnd w:id="98"/>
+      <w:bookmarkStart w:id="102" w:name="_Toc229754385"/>
+      <w:bookmarkStart w:id="103" w:name="安全测试"/>
+      <w:bookmarkStart w:id="104" w:name="OLE_LINK6"/>
+      <w:bookmarkEnd w:id="95"/>
+      <w:bookmarkEnd w:id="100"/>
       <w:r>
         <w:t xml:space="preserve">7.5  </w:t>
       </w:r>
       <w:r>
         <w:t>安全测试</w:t>
       </w:r>
-      <w:bookmarkEnd w:id="101"/>
-    </w:p>
-    <w:p>
-      <w:pPr>
-        <w:ind w:firstLine="480"/>
-      </w:pPr>
-      <w:r>
-        <w:rPr>
-          <w:rFonts w:hint="eastAsia"/>
-        </w:rPr>
-        <w:t>安全性测试从认证安全、代码执行安全与数据访问安全三个维度展开。</w:t>
+      <w:bookmarkEnd w:id="102"/>
+    </w:p>
+    <w:p>
+      <w:pPr>
+        <w:ind w:firstLine="480"/>
+      </w:pPr>
+      <w:r>
+        <w:rPr>
+          <w:rFonts w:hint="eastAsia"/>
+        </w:rPr>
+        <w:t>安全性测试从认证安全、代码执行安全与数据访问安全三个维度展开。由于本系统同时涉及用户登录鉴权、在线代码运行以及数据库读写等核心功能，因此其安全性不仅影响系统自身的稳定运行，也直接关系到教学数据与用户操作的可信程度。为此，本文结合系统的实际业务流程，对认证链路、执行环境与数据访问路径进行了针对性测试，重点检验各类安全防护机制在真实使用场景下的有效性与稳定性。通过上述测试，可以进一步确认系统在常规访问、异常输入以及潜在攻击场景下是否能够保持基本的安全边界，为后续功能部署与使用提供支撑。</w:t>
       </w:r>
     </w:p>
     <w:p>
       <w:pPr>
         <w:pStyle w:val="3"/>
       </w:pPr>
-      <w:bookmarkStart w:id="102" w:name="认证安全测试"/>
+      <w:bookmarkStart w:id="105" w:name="认证安全测试"/>
       <w:r>
         <w:t xml:space="preserve">7.5.1  </w:t>
       </w:r>
@@ -15919,8 +15950,8 @@
       <w:pPr>
         <w:pStyle w:val="3"/>
       </w:pPr>
-      <w:bookmarkStart w:id="103" w:name="代码执行安全测试"/>
-      <w:bookmarkEnd w:id="102"/>
+      <w:bookmarkStart w:id="106" w:name="代码执行安全测试"/>
+      <w:bookmarkEnd w:id="105"/>
       <w:r>
         <w:t xml:space="preserve">7.5.2  </w:t>
       </w:r>
@@ -16026,65 +16057,241 @@
       <w:pPr>
         <w:pStyle w:val="3"/>
       </w:pPr>
-      <w:bookmarkStart w:id="104" w:name="数据访问安全测试"/>
+      <w:bookmarkStart w:id="107" w:name="数据访问安全测试"/>
+      <w:bookmarkEnd w:id="106"/>
+      <w:r>
+        <w:lastRenderedPageBreak/>
+        <w:t xml:space="preserve">7.5.3  </w:t>
+      </w:r>
+      <w:r>
+        <w:t>数据访问安全测试</w:t>
+      </w:r>
+    </w:p>
+    <w:p>
+      <w:pPr>
+        <w:ind w:firstLine="480"/>
+      </w:pPr>
+      <w:r>
+        <w:rPr>
+          <w:rFonts w:hint="eastAsia"/>
+        </w:rPr>
+        <w:t>数据库访问安全通过</w:t>
+      </w:r>
+      <w:proofErr w:type="spellStart"/>
+      <w:r>
+        <w:t>SQLAlchemy</w:t>
+      </w:r>
+      <w:proofErr w:type="spellEnd"/>
+      <w:r>
+        <w:t xml:space="preserve"> ORM</w:t>
+      </w:r>
+      <w:r>
+        <w:rPr>
+          <w:rFonts w:hint="eastAsia"/>
+        </w:rPr>
+        <w:t>的参数化查询机制防范</w:t>
+      </w:r>
+      <w:r>
+        <w:t>SQL</w:t>
+      </w:r>
+      <w:r>
+        <w:rPr>
+          <w:rFonts w:hint="eastAsia"/>
+        </w:rPr>
+        <w:t>注入攻击。测试重点在于确认用户输入不会被直接拼接进</w:t>
+      </w:r>
+      <w:r>
+        <w:t xml:space="preserve"> SQL </w:t>
+      </w:r>
+      <w:r>
+        <w:rPr>
+          <w:rFonts w:hint="eastAsia"/>
+        </w:rPr>
+        <w:t>字符串，而是经由</w:t>
+      </w:r>
+      <w:r>
+        <w:t xml:space="preserve"> ORM </w:t>
+      </w:r>
+      <w:r>
+        <w:rPr>
+          <w:rFonts w:hint="eastAsia"/>
+        </w:rPr>
+        <w:t>查询构造与参数绑定过程进入数据库操作，从而降低注入风险。</w:t>
+      </w:r>
+    </w:p>
+    <w:bookmarkEnd w:id="104"/>
+    <w:p>
+      <w:pPr>
+        <w:pStyle w:val="aa"/>
+        <w:ind w:firstLine="480"/>
+      </w:pPr>
+      <w:r>
+        <w:rPr>
+          <w:rFonts w:hint="eastAsia"/>
+          <w:sz w:val="24"/>
+        </w:rPr>
+        <w:t>除上述三类安全测试外，系统还保留异常日志和错误返回结构，用于支持后续问题追踪。对于学生端代码执行失败、接口鉴权失败和前端请求失败等情况，测试不只检查是否“报错”，还需要确认错误类型、状态码和提示信息是否便于前端识别。这个要求在教学平台中较为重要：若错误只表现为通用失败提示，学生和教师都难以判断问题来自代码、权限还是系统环境。</w:t>
+      </w:r>
+    </w:p>
+    <w:p>
+      <w:pPr>
+        <w:pStyle w:val="2"/>
+      </w:pPr>
+      <w:bookmarkStart w:id="108" w:name="_Toc229754386"/>
+      <w:bookmarkStart w:id="109" w:name="测试结果分析"/>
       <w:bookmarkEnd w:id="103"/>
-      <w:r>
-        <w:t xml:space="preserve">7.5.3  </w:t>
-      </w:r>
-      <w:r>
-        <w:t>数据访问安全测试</w:t>
-      </w:r>
-    </w:p>
-    <w:p>
-      <w:pPr>
-        <w:ind w:firstLine="480"/>
-      </w:pPr>
-      <w:r>
-        <w:rPr>
-          <w:rFonts w:hint="eastAsia"/>
-        </w:rPr>
-        <w:t>数据库访问安全通过</w:t>
-      </w:r>
-      <w:proofErr w:type="spellStart"/>
-      <w:r>
-        <w:t>SQLAlchemy</w:t>
-      </w:r>
-      <w:proofErr w:type="spellEnd"/>
-      <w:r>
-        <w:t xml:space="preserve"> ORM</w:t>
-      </w:r>
-      <w:r>
-        <w:rPr>
-          <w:rFonts w:hint="eastAsia"/>
-        </w:rPr>
-        <w:t>的参数化查询机制防范</w:t>
-      </w:r>
-      <w:r>
-        <w:t>SQL</w:t>
-      </w:r>
-      <w:r>
-        <w:rPr>
-          <w:rFonts w:hint="eastAsia"/>
-        </w:rPr>
-        <w:t>注入攻击。测试重点在于确认用户输入不会被直接拼接进</w:t>
-      </w:r>
-      <w:r>
-        <w:t xml:space="preserve"> SQL </w:t>
-      </w:r>
-      <w:r>
-        <w:rPr>
-          <w:rFonts w:hint="eastAsia"/>
-        </w:rPr>
-        <w:t>字符串，而是经由</w:t>
-      </w:r>
-      <w:r>
-        <w:t xml:space="preserve"> ORM </w:t>
-      </w:r>
-      <w:r>
-        <w:rPr>
-          <w:rFonts w:hint="eastAsia"/>
-        </w:rPr>
-        <w:t>查询构造与参数绑定过程进入数据库操作，从而降低注入风险。</w:t>
+      <w:bookmarkEnd w:id="107"/>
+      <w:r>
+        <w:t xml:space="preserve">7.6  </w:t>
+      </w:r>
+      <w:r>
+        <w:t>测试结果分析</w:t>
+      </w:r>
+      <w:bookmarkEnd w:id="108"/>
+    </w:p>
+    <w:p>
+      <w:pPr>
+        <w:ind w:firstLine="480"/>
+      </w:pPr>
+      <w:r>
+        <w:rPr>
+          <w:rFonts w:hint="eastAsia"/>
+        </w:rPr>
+        <w:t>测试结果表明，平台主要功能流程已可贯通运行，整体架构设计与模块划分具备基本可行性。综合各类测试结果可以看出，系统验证更接近工程可用性测试，而非严格意义上的教学效果实验。换言之，本章证明的是平台能够支撑“登录、学习、提交、反馈、记录”这些关键动作连续发生；至于这些功能是否显著提升学生编程能力，仍需后续课堂实验和对照数据进一步论证。区分这两类结论，有助于避免将系统可运行性直接等同于教学有效性。</w:t>
+      </w:r>
+    </w:p>
+    <w:p>
+      <w:pPr>
+        <w:pStyle w:val="3"/>
+      </w:pPr>
+      <w:bookmarkStart w:id="110" w:name="功能完整性"/>
+      <w:r>
+        <w:t xml:space="preserve">7.6.1  </w:t>
+      </w:r>
+      <w:r>
+        <w:t>功能完整性</w:t>
+      </w:r>
+    </w:p>
+    <w:p>
+      <w:pPr>
+        <w:ind w:firstLine="480"/>
+      </w:pPr>
+      <w:r>
+        <w:t>核心功能流程包括登录认证、课程访问、在线编程、报错解析、消息互动和资源管理等环节，均已完成测试验证。在前后端分离架构下，接口通信保持稳定，数据格式能够正确对接，错误处理机制相对完整；认证鉴权方面，学生与教师的访问边界也得到较清晰的验证。</w:t>
+      </w:r>
+    </w:p>
+    <w:p>
+      <w:pPr>
+        <w:pStyle w:val="3"/>
+      </w:pPr>
+      <w:bookmarkStart w:id="111" w:name="系统稳定性"/>
+      <w:bookmarkEnd w:id="110"/>
+      <w:r>
+        <w:t xml:space="preserve">7.6.2  </w:t>
+      </w:r>
+      <w:r>
+        <w:t>系统稳定性</w:t>
+      </w:r>
+    </w:p>
+    <w:p>
+      <w:pPr>
+        <w:ind w:firstLine="480"/>
+      </w:pPr>
+      <w:r>
+        <w:t>表</w:t>
+      </w:r>
+      <w:r>
+        <w:t>6-2</w:t>
+      </w:r>
+      <w:r>
+        <w:t>中与代码执行安全相关的用例均已通过测试，危险导入、无限循环和执行超时等异常能够被基础防护机制有效拦截。</w:t>
+      </w:r>
+      <w:r>
+        <w:t>Redis</w:t>
+      </w:r>
+      <w:r>
+        <w:t>缓存策略在一定程度上降低了数据库访问压力，并改善了高频接口的响应表现；服务进程侧配置自动重启和并发上限，也有助于降低意外中断对系统可用性的影响。</w:t>
+      </w:r>
+    </w:p>
+    <w:p>
+      <w:pPr>
+        <w:pStyle w:val="3"/>
+      </w:pPr>
+      <w:bookmarkStart w:id="112" w:name="教学适用性"/>
+      <w:bookmarkEnd w:id="111"/>
+      <w:r>
+        <w:t xml:space="preserve">7.6.3  </w:t>
+      </w:r>
+      <w:r>
+        <w:t>教学适用性</w:t>
+      </w:r>
+    </w:p>
+    <w:p>
+      <w:pPr>
+        <w:ind w:firstLine="480"/>
+      </w:pPr>
+      <w:r>
+        <w:t>智能辅学模块覆盖的六种功能场景均已完成集成测试。系统能够根据任务类型匹配相应的提示词模板，并将模型输出约束在中小学生可理解的范围内。消息互动模块为师生提供正式沟通路径，学习行为记录模块则帮助教师了解学生学习状态，并为后续教学干预提供数据依据。</w:t>
+      </w:r>
+    </w:p>
+    <w:p>
+      <w:pPr>
+        <w:pStyle w:val="3"/>
+      </w:pPr>
+      <w:bookmarkStart w:id="113" w:name="待改进方向"/>
+      <w:bookmarkEnd w:id="112"/>
+      <w:r>
+        <w:t xml:space="preserve">7.6.4  </w:t>
+      </w:r>
+      <w:r>
+        <w:t>待改进方向</w:t>
+      </w:r>
+    </w:p>
+    <w:p>
+      <w:pPr>
+        <w:ind w:firstLine="480"/>
+      </w:pPr>
+      <w:r>
+        <w:t>现阶段测试集中在功能可用性与基础安全性层面，尚未建立大规模自动化测试覆盖与性能压力测试数据。后续可从端到端测试、持续集成、多用户并发压力测试和真实教学场景数据收集等方向继续完善：端到端测试可覆盖完整学生学习流</w:t>
+      </w:r>
+      <w:r>
+        <w:lastRenderedPageBreak/>
+        <w:t>程，持续集成可提升回归验证效率，并发压力测试可评估系统在课堂环境中的实际承载能力，而真实教学数据则有助于对智能辅学效果开展量化评估。</w:t>
+      </w:r>
+    </w:p>
+    <w:p>
+      <w:pPr>
+        <w:ind w:firstLine="480"/>
+      </w:pPr>
+      <w:r>
+        <w:t>若后续进入教学实验评估阶段，可将成熟量表与任务型指标结合使用。例如，可采用计算思维量表观察学生在抽象、分解和算法表达等方面的变化</w:t>
+      </w:r>
+      <w:r>
+        <w:rPr>
+          <w:vertAlign w:val="superscript"/>
+        </w:rPr>
+        <w:t>[1]</w:t>
+      </w:r>
+      <w:r>
+        <w:t>，并结合学习行为日志分析不同提示策略下的阶段性迁移特征</w:t>
+      </w:r>
+      <w:r>
+        <w:rPr>
+          <w:vertAlign w:val="superscript"/>
+        </w:rPr>
+        <w:t>[18]</w:t>
+      </w:r>
+      <w:r>
+        <w:t>。已有研究在自然科学课程中验证了概念图嵌入式学习活动对学习绩效的促进作用，该思路也可为编程课程中的知识点可视化设计提供参考</w:t>
+      </w:r>
+      <w:r>
+        <w:rPr>
+          <w:vertAlign w:val="superscript"/>
+        </w:rPr>
+        <w:t>[15]</w:t>
+      </w:r>
+      <w:r>
+        <w:t>。</w:t>
       </w:r>
     </w:p>
     <w:p>
@@ -16097,245 +16304,71 @@
           <w:rFonts w:hint="eastAsia"/>
           <w:sz w:val="24"/>
         </w:rPr>
-        <w:t>除上述三类安全测试外，系统还保留异常日志和错误返回结构，用于支持后续问题追踪。对于学生端代码执行失败、接口鉴权失败和前端请求失败等情况，测试</w:t>
-      </w:r>
-      <w:r>
-        <w:rPr>
-          <w:rFonts w:hint="eastAsia"/>
-          <w:sz w:val="24"/>
-        </w:rPr>
-        <w:lastRenderedPageBreak/>
-        <w:t>不只检查是否“报错”，还需要确认错误类型、状态码和提示信息是否便于前端识别。这个要求在教学平台中较为重要：若错误只表现为通用失败提示，学生和教师都难以判断问题来自代码、权限还是系统环境。</w:t>
-      </w:r>
-    </w:p>
-    <w:p>
-      <w:pPr>
-        <w:pStyle w:val="2"/>
-      </w:pPr>
-      <w:bookmarkStart w:id="105" w:name="测试结果分析"/>
-      <w:bookmarkStart w:id="106" w:name="_Toc229754386"/>
-      <w:bookmarkEnd w:id="100"/>
-      <w:bookmarkEnd w:id="104"/>
-      <w:r>
-        <w:t xml:space="preserve">7.6  </w:t>
-      </w:r>
-      <w:r>
-        <w:t>测试结果分析</w:t>
-      </w:r>
-      <w:bookmarkEnd w:id="106"/>
-    </w:p>
-    <w:p>
-      <w:pPr>
-        <w:ind w:firstLine="480"/>
-      </w:pPr>
-      <w:r>
-        <w:rPr>
-          <w:rFonts w:hint="eastAsia"/>
-        </w:rPr>
-        <w:t>测试结果表明，平台主要功能流程已可贯通运行，整体架构设计与模块划分具备基本可行性。</w:t>
-      </w:r>
-    </w:p>
-    <w:p>
-      <w:pPr>
-        <w:pStyle w:val="aa"/>
-        <w:ind w:firstLine="480"/>
-      </w:pPr>
-      <w:r>
-        <w:rPr>
-          <w:rFonts w:hint="eastAsia"/>
-          <w:sz w:val="24"/>
-        </w:rPr>
-        <w:t>综合各类测试结果可以看出，系统验证更接近工程可用性测试，而非严格意义上的教学效果实验。换言之，本章证明的是平台能够支撑“登录、学习、提交、反馈、记录”这些关键动作连续发生；至于这些功能是否显著提升学生编程能力，仍需后续课堂实验和对照数据进一步论证。区分这两类结论，有助于避免将系统可运行性直接等同于教学有效性。</w:t>
-      </w:r>
-    </w:p>
-    <w:p>
-      <w:pPr>
-        <w:pStyle w:val="3"/>
-      </w:pPr>
-      <w:bookmarkStart w:id="107" w:name="功能完整性"/>
-      <w:r>
-        <w:t xml:space="preserve">7.6.1  </w:t>
-      </w:r>
-      <w:r>
-        <w:t>功能完整性</w:t>
-      </w:r>
-    </w:p>
-    <w:p>
-      <w:pPr>
-        <w:ind w:firstLine="480"/>
-      </w:pPr>
-      <w:r>
-        <w:t>核心功能流程包括登录认证、课程访问、在线编程、报错解析、消息互动和资源管理等环节，均已完成测试验证。在前后端分离架构下，接口通信保持稳定，数据格式能够正确对接，错误处理机制相对完整；认证鉴权方面，学生与教师的访问边界也得到较清晰的验证。</w:t>
-      </w:r>
-    </w:p>
-    <w:p>
-      <w:pPr>
-        <w:pStyle w:val="3"/>
-      </w:pPr>
-      <w:bookmarkStart w:id="108" w:name="系统稳定性"/>
-      <w:bookmarkEnd w:id="107"/>
-      <w:r>
-        <w:t xml:space="preserve">7.6.2  </w:t>
-      </w:r>
-      <w:r>
-        <w:t>系统稳定性</w:t>
-      </w:r>
-    </w:p>
-    <w:p>
-      <w:pPr>
-        <w:ind w:firstLine="480"/>
-      </w:pPr>
-      <w:r>
-        <w:t>表</w:t>
-      </w:r>
-      <w:r>
-        <w:t>6-2</w:t>
-      </w:r>
-      <w:r>
-        <w:t>中与代码执行安全相关的用例均已通过测试，危险导入、无限循环和执行超时等异常能够被基础防护机制有效拦截。</w:t>
-      </w:r>
-      <w:r>
-        <w:t>Redis</w:t>
-      </w:r>
-      <w:r>
-        <w:t>缓存策略在一定程度上降低了数据库访问压力，并改善了高频接口的响应表现；服务进程侧配置自动重启和并发上限，也有助于降低意外中断对系统可用性的影响。</w:t>
-      </w:r>
-    </w:p>
-    <w:p>
-      <w:pPr>
-        <w:pStyle w:val="3"/>
-      </w:pPr>
-      <w:bookmarkStart w:id="109" w:name="教学适用性"/>
-      <w:bookmarkEnd w:id="108"/>
-      <w:r>
-        <w:t xml:space="preserve">7.6.3  </w:t>
-      </w:r>
-      <w:r>
-        <w:t>教学适用性</w:t>
-      </w:r>
-    </w:p>
-    <w:p>
-      <w:pPr>
-        <w:ind w:firstLine="480"/>
-      </w:pPr>
-      <w:r>
-        <w:t>智能辅学模块覆盖的六种功能场景均已完成集成测试。系统能够根据任务类型匹配相应的提示词模板，并将模型输出约束在中小学生可理解的范围内。消息互动模块为师生提供正式沟通路径，学习行为记录模块则帮助教师了解学生学习状态，并为后续教学干预提供数据依据。</w:t>
-      </w:r>
-    </w:p>
-    <w:p>
-      <w:pPr>
-        <w:pStyle w:val="3"/>
-      </w:pPr>
-      <w:bookmarkStart w:id="110" w:name="待改进方向"/>
-      <w:bookmarkEnd w:id="109"/>
-      <w:r>
-        <w:t xml:space="preserve">7.6.4  </w:t>
-      </w:r>
-      <w:r>
-        <w:t>待改进方向</w:t>
-      </w:r>
-    </w:p>
-    <w:p>
-      <w:pPr>
-        <w:ind w:firstLine="480"/>
-      </w:pPr>
-      <w:r>
-        <w:t>现阶段测试集中在功能可用性与基础安全性层面，尚未建立大规模自动化测试覆盖与性能压力测试数据。后续可从端到端测试、持续集成、多用户并发压力测试和真实教学场景数据收集等方向继续完善：端到端测试可覆盖完整学生学习流程，持续集成可提升回归验证效率，并发压力测试可评估系统在课堂环境中的实际承载能力，而真实教学数据则有助于对智能辅学效果开展量化评估。</w:t>
-      </w:r>
-    </w:p>
-    <w:p>
-      <w:pPr>
-        <w:ind w:firstLine="480"/>
-      </w:pPr>
-      <w:r>
-        <w:t>若后续进入教学实验评估阶段，可将成熟量表与任务型指标结合使用。例如，可采用计算思维量表观察学生在抽象、分解和算法表达等方面的变化</w:t>
-      </w:r>
-      <w:r>
-        <w:rPr>
+        <w:t>目前尚缺乏成体系的课堂实验数据，因此本章分析主要集中在系统实现与功能可用性上，而不对教学效果作进一步推导。后续将平台真正引入课堂，并结合任务完成率、纠错效率、学习兴趣和自我效能感量表展开评估，对平台教学支持能力</w:t>
+      </w:r>
+      <w:r>
+        <w:rPr>
+          <w:rFonts w:hint="eastAsia"/>
+          <w:sz w:val="24"/>
+        </w:rPr>
+        <w:t>进行</w:t>
+      </w:r>
+      <w:r>
+        <w:rPr>
+          <w:rFonts w:hint="eastAsia"/>
+          <w:sz w:val="24"/>
+        </w:rPr>
+        <w:t>判断</w:t>
+      </w:r>
+      <w:r>
+        <w:rPr>
+          <w:sz w:val="24"/>
           <w:vertAlign w:val="superscript"/>
         </w:rPr>
-        <w:t>[1]</w:t>
-      </w:r>
-      <w:r>
-        <w:t>，并结合学习行为日志分析不同提示策略下的阶段性迁移特征</w:t>
-      </w:r>
-      <w:r>
-        <w:rPr>
+        <w:t>[</w:t>
+      </w:r>
+      <w:r>
+        <w:rPr>
+          <w:rFonts w:hint="eastAsia"/>
+          <w:sz w:val="24"/>
           <w:vertAlign w:val="superscript"/>
         </w:rPr>
-        <w:t>[18]</w:t>
-      </w:r>
-      <w:r>
-        <w:t>。已有研究在自然科学课程</w:t>
-      </w:r>
-      <w:r>
-        <w:lastRenderedPageBreak/>
-        <w:t>中验证了概念图嵌入式学习活动对学习绩效的促进作用，该思路也可为编程课程中的知识点可视化设计提供参考</w:t>
+        <w:t>5]</w:t>
+      </w:r>
+      <w:r>
+        <w:rPr>
+          <w:rFonts w:hint="eastAsia"/>
+          <w:sz w:val="24"/>
+        </w:rPr>
+        <w:t>。</w:t>
       </w:r>
       <w:r>
         <w:rPr>
           <w:vertAlign w:val="superscript"/>
         </w:rPr>
-        <w:t>[15]</w:t>
-      </w:r>
-      <w:r>
-        <w:t>。</w:t>
-      </w:r>
-    </w:p>
-    <w:p>
-      <w:pPr>
-        <w:pStyle w:val="aa"/>
-        <w:ind w:firstLine="480"/>
-      </w:pPr>
-      <w:r>
-        <w:rPr>
-          <w:rFonts w:hint="eastAsia"/>
-          <w:sz w:val="24"/>
-        </w:rPr>
-        <w:t>目前尚缺乏成体系的课堂实验数据和大规模压测数据，因此本章分析主要集中在系统实现与功能可用性上，而不对教学效果作进一步推导。后续若将平台真正引入课堂，并结合任务完成率、纠错效率、学习兴趣和自我效能感量表展开评估，对平台教学支持能力的判断才更具说服力</w:t>
-      </w:r>
-      <w:r>
-        <w:rPr>
-          <w:rFonts w:hint="eastAsia"/>
-          <w:sz w:val="24"/>
+        <w:fldChar w:fldCharType="begin"/>
+      </w:r>
+      <w:r>
+        <w:rPr>
           <w:vertAlign w:val="superscript"/>
         </w:rPr>
-        <w:t>[5]</w:t>
-      </w:r>
-      <w:r>
-        <w:rPr>
-          <w:rFonts w:hint="eastAsia"/>
-          <w:sz w:val="24"/>
-        </w:rPr>
-        <w:t>。</w:t>
+        <w:instrText xml:space="preserve"> REF ref5 \h </w:instrText>
       </w:r>
       <w:r>
         <w:rPr>
           <w:vertAlign w:val="superscript"/>
         </w:rPr>
-        <w:fldChar w:fldCharType="begin"/>
       </w:r>
       <w:r>
         <w:rPr>
           <w:vertAlign w:val="superscript"/>
         </w:rPr>
-        <w:instrText xml:space="preserve"> REF ref5 \h </w:instrText>
+        <w:fldChar w:fldCharType="separate"/>
       </w:r>
       <w:r>
         <w:rPr>
           <w:vertAlign w:val="superscript"/>
         </w:rPr>
-      </w:r>
-      <w:r>
-        <w:rPr>
-          <w:vertAlign w:val="superscript"/>
-        </w:rPr>
-        <w:fldChar w:fldCharType="separate"/>
-      </w:r>
-      <w:r>
-        <w:rPr>
-          <w:vertAlign w:val="superscript"/>
-        </w:rPr>
         <w:fldChar w:fldCharType="end"/>
       </w:r>
     </w:p>
@@ -16359,31 +16392,19 @@
         <w:rPr>
           <w:rFonts w:hint="eastAsia"/>
         </w:rPr>
-        <w:t>目录下保存了自动化测试截图与控制台日志，可作为系统功能验证和调试过程的补充材料。其中，</w:t>
-      </w:r>
-      <w:r>
-        <w:rPr>
-          <w:rFonts w:hint="eastAsia"/>
-        </w:rPr>
-        <w:t>ui_login_local.png</w:t>
-      </w:r>
-      <w:r>
-        <w:rPr>
-          <w:rFonts w:hint="eastAsia"/>
-        </w:rPr>
-        <w:t>和</w:t>
-      </w:r>
-      <w:r>
-        <w:rPr>
-          <w:rFonts w:hint="eastAsia"/>
-        </w:rPr>
-        <w:t>ui_login_cloud.png</w:t>
-      </w:r>
-      <w:r>
-        <w:rPr>
-          <w:rFonts w:hint="eastAsia"/>
-        </w:rPr>
-        <w:t>分别对应本地环境与云端环境下的登录页面截图，</w:t>
+        <w:t>目录下保存了自动化测试截图与控制台日志，可作为系统功能验证和调试过程的补充材料。其中</w:t>
+      </w:r>
+      <w:r>
+        <w:rPr>
+          <w:rFonts w:hint="eastAsia"/>
+        </w:rPr>
+        <w:t>包含</w:t>
+      </w:r>
+      <w:r>
+        <w:rPr>
+          <w:rFonts w:hint="eastAsia"/>
+        </w:rPr>
+        <w:t>本地环境与云端环境下的登录页面截图，</w:t>
       </w:r>
       <w:r>
         <w:rPr>
@@ -16449,7 +16470,7 @@
               <wp:posOffset>-15240</wp:posOffset>
             </wp:positionH>
             <wp:positionV relativeFrom="paragraph">
-              <wp:posOffset>1119766</wp:posOffset>
+              <wp:posOffset>827405</wp:posOffset>
             </wp:positionV>
             <wp:extent cx="5400040" cy="3375025"/>
             <wp:effectExtent l="0" t="0" r="0" b="3175"/>
@@ -16514,7 +16535,19 @@
         <w:rPr>
           <w:rFonts w:hint="eastAsia"/>
         </w:rPr>
-        <w:t>所示，本地环境登录页面能够正常渲染登录表单、课程码输入框和教师课程码生成入口，说明前端页面结构、样式资源和基础路由均已正确加载。该截图主要用于验证系统在本地开发环境下的初始访问状态，为后续登录认证和角色跳转测试提供页面基础。</w:t>
+        <w:t>所示，本地环境登录页面能够正常渲染登录表单、课程码输入框和教师课程码生成入口，说明前端页面结构、样式资源和基础路由均已正确加载</w:t>
+      </w:r>
+      <w:r>
+        <w:rPr>
+          <w:rFonts w:hint="eastAsia"/>
+        </w:rPr>
+        <w:t>，</w:t>
+      </w:r>
+      <w:r>
+        <w:rPr>
+          <w:rFonts w:hint="eastAsia"/>
+        </w:rPr>
+        <w:t>为后续登录认证和角色跳转测试提供页面基础。</w:t>
       </w:r>
     </w:p>
     <w:p>
@@ -16529,6 +16562,9 @@
         <w:t>图</w:t>
       </w:r>
       <w:r>
+        <w:t>7-</w:t>
+      </w:r>
+      <w:r>
         <w:rPr>
           <w:rFonts w:hint="eastAsia"/>
         </w:rPr>
@@ -16544,29 +16580,6 @@
     <w:p>
       <w:pPr>
         <w:ind w:firstLine="480"/>
-      </w:pPr>
-      <w:r>
-        <w:rPr>
-          <w:rFonts w:hint="eastAsia"/>
-        </w:rPr>
-        <w:t>如图</w:t>
-      </w:r>
-      <w:r>
-        <w:rPr>
-          <w:rFonts w:hint="eastAsia"/>
-        </w:rPr>
-        <w:t>7-2</w:t>
-      </w:r>
-      <w:r>
-        <w:rPr>
-          <w:rFonts w:hint="eastAsia"/>
-        </w:rPr>
-        <w:t>所示，登录表单在填写状态下能够正常接收账号与课程码信息，页面交互控件保持可用状态。该截图用于说明登录流程中的输入环节可以正常执行，也反映了课程码字段在课堂使用场景下的基本交互设计。</w:t>
-      </w:r>
-    </w:p>
-    <w:p>
-      <w:pPr>
-        <w:ind w:firstLineChars="0" w:firstLine="0"/>
       </w:pPr>
       <w:r>
         <w:rPr>
@@ -16577,13 +16590,13 @@
           <wp:anchor distT="0" distB="0" distL="114300" distR="114300" simplePos="0" relativeHeight="251688960" behindDoc="0" locked="0" layoutInCell="1" allowOverlap="1" wp14:anchorId="45E10F1D" wp14:editId="112D6E68">
             <wp:simplePos x="0" y="0"/>
             <wp:positionH relativeFrom="column">
-              <wp:posOffset>38324</wp:posOffset>
+              <wp:posOffset>68263</wp:posOffset>
             </wp:positionH>
             <wp:positionV relativeFrom="paragraph">
-              <wp:posOffset>295275</wp:posOffset>
+              <wp:posOffset>819785</wp:posOffset>
             </wp:positionV>
-            <wp:extent cx="5400040" cy="3375025"/>
-            <wp:effectExtent l="0" t="0" r="0" b="3175"/>
+            <wp:extent cx="5189855" cy="3242945"/>
+            <wp:effectExtent l="0" t="0" r="4445" b="0"/>
             <wp:wrapTopAndBottom/>
             <wp:docPr id="369065054" name="图片 3"/>
             <wp:cNvGraphicFramePr>
@@ -16611,7 +16624,7 @@
                   <pic:spPr>
                     <a:xfrm>
                       <a:off x="0" y="0"/>
-                      <a:ext cx="5400040" cy="3375025"/>
+                      <a:ext cx="5189855" cy="3242945"/>
                     </a:xfrm>
                     <a:prstGeom prst="rect">
                       <a:avLst/>
@@ -16629,6 +16642,24 @@
           </wp:anchor>
         </w:drawing>
       </w:r>
+      <w:r>
+        <w:rPr>
+          <w:rFonts w:hint="eastAsia"/>
+        </w:rPr>
+        <w:t>如图</w:t>
+      </w:r>
+      <w:r>
+        <w:rPr>
+          <w:rFonts w:hint="eastAsia"/>
+        </w:rPr>
+        <w:t>7-2</w:t>
+      </w:r>
+      <w:r>
+        <w:rPr>
+          <w:rFonts w:hint="eastAsia"/>
+        </w:rPr>
+        <w:t>所示，登录表单在填写状态下能够正常接收账号与课程码信息，页面交互控件保持可用状态。该截图用于说明登录流程中的输入环节可以正常执行，也反映了课程码字段在课堂使用场景下的基本交互设计。</w:t>
+      </w:r>
     </w:p>
     <w:p>
       <w:pPr>
@@ -16670,13 +16701,13 @@
           <wp:anchor distT="0" distB="0" distL="114300" distR="114300" simplePos="0" relativeHeight="251689984" behindDoc="0" locked="0" layoutInCell="1" allowOverlap="1" wp14:anchorId="52AD32C6" wp14:editId="30FE2897">
             <wp:simplePos x="0" y="0"/>
             <wp:positionH relativeFrom="column">
-              <wp:posOffset>0</wp:posOffset>
+              <wp:posOffset>116840</wp:posOffset>
             </wp:positionH>
             <wp:positionV relativeFrom="paragraph">
-              <wp:posOffset>1062804</wp:posOffset>
+              <wp:posOffset>1060450</wp:posOffset>
             </wp:positionV>
-            <wp:extent cx="5400040" cy="3239135"/>
-            <wp:effectExtent l="0" t="0" r="0" b="0"/>
+            <wp:extent cx="5286375" cy="3170555"/>
+            <wp:effectExtent l="0" t="0" r="0" b="4445"/>
             <wp:wrapTopAndBottom/>
             <wp:docPr id="1449676271" name="图片 4" descr="图形用户界面, 应用程序&#10;&#10;AI 生成的内容可能不正确。"/>
             <wp:cNvGraphicFramePr>
@@ -16704,7 +16735,7 @@
                   <pic:spPr>
                     <a:xfrm>
                       <a:off x="0" y="0"/>
-                      <a:ext cx="5400040" cy="3239135"/>
+                      <a:ext cx="5286375" cy="3170555"/>
                     </a:xfrm>
                     <a:prstGeom prst="rect">
                       <a:avLst/>
@@ -16765,7 +16796,7 @@
         <w:rPr>
           <w:rFonts w:hint="eastAsia"/>
         </w:rPr>
-        <w:t>学生端主页测试截图（重采样）</w:t>
+        <w:t>学生端主页测试截图</w:t>
       </w:r>
     </w:p>
     <w:p>
@@ -16781,15 +16812,15 @@
           <wp:anchor distT="0" distB="0" distL="114300" distR="114300" simplePos="0" relativeHeight="251691008" behindDoc="0" locked="0" layoutInCell="1" allowOverlap="1" wp14:anchorId="1F41678A" wp14:editId="43D0647E">
             <wp:simplePos x="0" y="0"/>
             <wp:positionH relativeFrom="column">
-              <wp:posOffset>-15240</wp:posOffset>
+              <wp:posOffset>-13335</wp:posOffset>
             </wp:positionH>
             <wp:positionV relativeFrom="paragraph">
-              <wp:posOffset>1067958</wp:posOffset>
+              <wp:posOffset>1073785</wp:posOffset>
             </wp:positionV>
-            <wp:extent cx="5400040" cy="3037840"/>
-            <wp:effectExtent l="12700" t="12700" r="10160" b="10160"/>
+            <wp:extent cx="5400040" cy="3011805"/>
+            <wp:effectExtent l="12700" t="12700" r="10160" b="10795"/>
             <wp:wrapTopAndBottom/>
-            <wp:docPr id="1273675306" name="图片 5" descr="图形用户界面, 文本, 应用程序, 电子邮件&#10;&#10;AI 生成的内容可能不正确。"/>
+            <wp:docPr id="1273675306" name="图片 5"/>
             <wp:cNvGraphicFramePr>
               <a:graphicFrameLocks xmlns:a="http://schemas.openxmlformats.org/drawingml/2006/main" noChangeAspect="1"/>
             </wp:cNvGraphicFramePr>
@@ -16797,11 +16828,11 @@
               <a:graphicData uri="http://schemas.openxmlformats.org/drawingml/2006/picture">
                 <pic:pic xmlns:pic="http://schemas.openxmlformats.org/drawingml/2006/picture">
                   <pic:nvPicPr>
-                    <pic:cNvPr id="1273675306" name="图片 5" descr="图形用户界面, 文本, 应用程序, 电子邮件&#10;&#10;AI 生成的内容可能不正确。"/>
+                    <pic:cNvPr id="1273675306" name="图片 5"/>
                     <pic:cNvPicPr/>
                   </pic:nvPicPr>
                   <pic:blipFill>
-                    <a:blip r:embed="rId33">
+                    <a:blip r:embed="rId33" cstate="print">
                       <a:extLst>
                         <a:ext uri="{28A0092B-C50C-407E-A947-70E740481C1C}">
                           <a14:useLocalDpi xmlns:a14="http://schemas.microsoft.com/office/drawing/2010/main" val="0"/>
@@ -16815,7 +16846,7 @@
                   <pic:spPr>
                     <a:xfrm>
                       <a:off x="0" y="0"/>
-                      <a:ext cx="5400040" cy="3037840"/>
+                      <a:ext cx="5400040" cy="3011805"/>
                     </a:xfrm>
                     <a:prstGeom prst="rect">
                       <a:avLst/>
@@ -16881,7 +16912,7 @@
         <w:rPr>
           <w:rFonts w:hint="eastAsia"/>
         </w:rPr>
-        <w:t>事件记录页面测试截图（重采样）</w:t>
+        <w:t>事件记录页面测试截图</w:t>
       </w:r>
     </w:p>
     <w:p>
@@ -16984,10 +17015,10 @@
       <w:pPr>
         <w:ind w:firstLine="480"/>
       </w:pPr>
-      <w:bookmarkStart w:id="111" w:name="结论"/>
-      <w:bookmarkEnd w:id="85"/>
-      <w:bookmarkEnd w:id="105"/>
-      <w:bookmarkEnd w:id="110"/>
+      <w:bookmarkStart w:id="114" w:name="结论"/>
+      <w:bookmarkEnd w:id="86"/>
+      <w:bookmarkEnd w:id="109"/>
+      <w:bookmarkEnd w:id="113"/>
       <w:r>
         <w:br w:type="page"/>
       </w:r>
@@ -16997,7 +17028,7 @@
         <w:pStyle w:val="1"/>
         <w:ind w:firstLineChars="0" w:firstLine="0"/>
       </w:pPr>
-      <w:bookmarkStart w:id="112" w:name="_Toc229754387"/>
+      <w:bookmarkStart w:id="115" w:name="_Toc229754387"/>
       <w:r>
         <w:lastRenderedPageBreak/>
         <w:t xml:space="preserve">8  </w:t>
@@ -17005,7 +17036,7 @@
       <w:r>
         <w:t>结论</w:t>
       </w:r>
-      <w:bookmarkEnd w:id="112"/>
+      <w:bookmarkEnd w:id="115"/>
     </w:p>
     <w:p>
       <w:pPr>
@@ -17035,8 +17066,8 @@
       <w:pPr>
         <w:ind w:firstLine="480"/>
       </w:pPr>
-      <w:bookmarkStart w:id="113" w:name="参考文献"/>
-      <w:bookmarkEnd w:id="111"/>
+      <w:bookmarkStart w:id="116" w:name="参考文献"/>
+      <w:bookmarkEnd w:id="114"/>
       <w:r>
         <w:br w:type="page"/>
       </w:r>
@@ -17045,12 +17076,12 @@
       <w:pPr>
         <w:pStyle w:val="1"/>
       </w:pPr>
-      <w:bookmarkStart w:id="114" w:name="_Toc229754388"/>
+      <w:bookmarkStart w:id="117" w:name="_Toc229754388"/>
       <w:r>
         <w:lastRenderedPageBreak/>
         <w:t>参考文献</w:t>
       </w:r>
-      <w:bookmarkEnd w:id="114"/>
+      <w:bookmarkEnd w:id="117"/>
     </w:p>
     <w:p>
       <w:pPr>
@@ -17638,7 +17669,7 @@
           <w:sz w:val="24"/>
         </w:rPr>
       </w:pPr>
-      <w:bookmarkStart w:id="115" w:name="ref16"/>
+      <w:bookmarkStart w:id="118" w:name="ref16"/>
       <w:r>
         <w:rPr>
           <w:vanish/>
@@ -17646,7 +17677,7 @@
         </w:rPr>
         <w:t>16</w:t>
       </w:r>
-      <w:bookmarkEnd w:id="115"/>
+      <w:bookmarkEnd w:id="118"/>
       <w:r>
         <w:rPr>
           <w:rFonts w:hint="eastAsia"/>
@@ -18328,8 +18359,8 @@
       <w:pPr>
         <w:ind w:firstLine="480"/>
       </w:pPr>
-      <w:bookmarkStart w:id="116" w:name="致谢"/>
-      <w:bookmarkEnd w:id="113"/>
+      <w:bookmarkStart w:id="119" w:name="致谢"/>
+      <w:bookmarkEnd w:id="116"/>
       <w:r>
         <w:br w:type="page"/>
       </w:r>
@@ -18338,12 +18369,12 @@
       <w:pPr>
         <w:pStyle w:val="1"/>
       </w:pPr>
-      <w:bookmarkStart w:id="117" w:name="_Toc229754389"/>
+      <w:bookmarkStart w:id="120" w:name="_Toc229754389"/>
       <w:r>
         <w:lastRenderedPageBreak/>
         <w:t>致谢</w:t>
       </w:r>
-      <w:bookmarkEnd w:id="117"/>
+      <w:bookmarkEnd w:id="120"/>
     </w:p>
     <w:p>
       <w:pPr>
@@ -18395,8 +18426,8 @@
         <w:t>最后，我要感谢我的家人无条件的关爱和不断的鼓励。他们对我的信任一直是我最大的力量源泉。</w:t>
       </w:r>
     </w:p>
-    <w:bookmarkEnd w:id="99"/>
-    <w:bookmarkEnd w:id="116"/>
+    <w:bookmarkEnd w:id="101"/>
+    <w:bookmarkEnd w:id="119"/>
     <w:p>
       <w:pPr>
         <w:ind w:firstLineChars="0" w:firstLine="0"/>
@@ -18758,9 +18789,9 @@
       <w:pStyle w:val="a4"/>
       <w:ind w:firstLine="420"/>
     </w:pPr>
-    <w:bookmarkStart w:id="118" w:name="OLE_LINK1"/>
-    <w:bookmarkStart w:id="119" w:name="OLE_LINK2"/>
-    <w:bookmarkStart w:id="120" w:name="_Hlk229483235"/>
+    <w:bookmarkStart w:id="121" w:name="OLE_LINK1"/>
+    <w:bookmarkStart w:id="122" w:name="OLE_LINK2"/>
+    <w:bookmarkStart w:id="123" w:name="_Hlk229483235"/>
     <w:r>
       <w:rPr>
         <w:rFonts w:hint="eastAsia"/>
@@ -18768,9 +18799,9 @@
       </w:rPr>
       <w:t>杭州电子科技大学本科毕业设计（论文）</w:t>
     </w:r>
-    <w:bookmarkEnd w:id="118"/>
-    <w:bookmarkEnd w:id="119"/>
-    <w:bookmarkEnd w:id="120"/>
+    <w:bookmarkEnd w:id="121"/>
+    <w:bookmarkEnd w:id="122"/>
+    <w:bookmarkEnd w:id="123"/>
   </w:p>
 </w:hdr>
 </file>
@@ -19933,6 +19964,7 @@
   <w:style w:type="character" w:default="1" w:styleId="a0">
     <w:name w:val="Default Paragraph Font"/>
     <w:uiPriority w:val="1"/>
+    <w:semiHidden/>
     <w:unhideWhenUsed/>
   </w:style>
   <w:style w:type="table" w:default="1" w:styleId="a1">
